--- a/flow/20230914_vu_template/Догмати.docx
+++ b/flow/20230914_vu_template/Догмати.docx
@@ -65,663 +65,666 @@
         </w:rPr>
         <w:t xml:space="preserve"> </w:t>
       </w:r>
-      <w:sdt>
-        <w:sdtPr>
-          <w:tag w:val="goog_rdk_5"/>
-          <w:id w:val="1703899001"/>
-        </w:sdtPr>
-        <w:sdtContent>
-          <w:r>
-            <w:rPr>
-              <w:rFonts w:ascii="Gungsuh" w:eastAsia="Gungsuh" w:hAnsi="Gungsuh" w:cs="Gungsuh"/>
-              <w:sz w:val="24"/>
-              <w:szCs w:val="24"/>
-              <w:lang w:val="ru-MD"/>
-            </w:rPr>
-            <w:t xml:space="preserve">Прославмо </w:t>
-          </w:r>
-          <w:proofErr w:type="spellStart"/>
-          <w:r>
-            <w:rPr>
-              <w:rFonts w:ascii="Gungsuh" w:eastAsia="Gungsuh" w:hAnsi="Gungsuh" w:cs="Gungsuh"/>
-              <w:sz w:val="24"/>
-              <w:szCs w:val="24"/>
-              <w:lang w:val="ru-MD"/>
-            </w:rPr>
-            <w:t>Марію</w:t>
-          </w:r>
-          <w:proofErr w:type="spellEnd"/>
-          <w:r>
-            <w:rPr>
-              <w:rFonts w:ascii="Gungsuh" w:eastAsia="Gungsuh" w:hAnsi="Gungsuh" w:cs="Gungsuh"/>
-              <w:sz w:val="24"/>
-              <w:szCs w:val="24"/>
-              <w:lang w:val="ru-MD"/>
-            </w:rPr>
-            <w:t xml:space="preserve"> </w:t>
-          </w:r>
-          <w:proofErr w:type="spellStart"/>
-          <w:r>
-            <w:rPr>
-              <w:rFonts w:ascii="Gungsuh" w:eastAsia="Gungsuh" w:hAnsi="Gungsuh" w:cs="Gungsuh"/>
-              <w:sz w:val="24"/>
-              <w:szCs w:val="24"/>
-              <w:lang w:val="ru-MD"/>
-            </w:rPr>
-            <w:t>Діву</w:t>
-          </w:r>
-          <w:proofErr w:type="spellEnd"/>
-          <w:r>
-            <w:rPr>
-              <w:rFonts w:ascii="Gungsuh" w:eastAsia="Gungsuh" w:hAnsi="Gungsuh" w:cs="Gungsuh"/>
-              <w:sz w:val="24"/>
-              <w:szCs w:val="24"/>
-              <w:lang w:val="ru-MD"/>
-            </w:rPr>
-            <w:t xml:space="preserve">:* </w:t>
-          </w:r>
-          <w:proofErr w:type="spellStart"/>
-          <w:r>
-            <w:rPr>
-              <w:rFonts w:ascii="Gungsuh" w:eastAsia="Gungsuh" w:hAnsi="Gungsuh" w:cs="Gungsuh"/>
-              <w:sz w:val="24"/>
-              <w:szCs w:val="24"/>
-              <w:lang w:val="ru-MD"/>
-            </w:rPr>
-            <w:t>Всесвітню</w:t>
-          </w:r>
-          <w:proofErr w:type="spellEnd"/>
-          <w:r>
-            <w:rPr>
-              <w:rFonts w:ascii="Gungsuh" w:eastAsia="Gungsuh" w:hAnsi="Gungsuh" w:cs="Gungsuh"/>
-              <w:sz w:val="24"/>
-              <w:szCs w:val="24"/>
-              <w:lang w:val="ru-MD"/>
-            </w:rPr>
-            <w:t xml:space="preserve"> славу, </w:t>
-          </w:r>
-          <w:proofErr w:type="spellStart"/>
-          <w:r>
-            <w:rPr>
-              <w:rFonts w:ascii="Gungsuh" w:eastAsia="Gungsuh" w:hAnsi="Gungsuh" w:cs="Gungsuh"/>
-              <w:sz w:val="24"/>
-              <w:szCs w:val="24"/>
-              <w:lang w:val="ru-MD"/>
-            </w:rPr>
-            <w:t>що</w:t>
-          </w:r>
-          <w:proofErr w:type="spellEnd"/>
-          <w:r>
-            <w:rPr>
-              <w:rFonts w:ascii="Gungsuh" w:eastAsia="Gungsuh" w:hAnsi="Gungsuh" w:cs="Gungsuh"/>
-              <w:sz w:val="24"/>
-              <w:szCs w:val="24"/>
-              <w:lang w:val="ru-MD"/>
-            </w:rPr>
-            <w:t xml:space="preserve"> </w:t>
-          </w:r>
-          <w:proofErr w:type="spellStart"/>
-          <w:r>
-            <w:rPr>
-              <w:rFonts w:ascii="Gungsuh" w:eastAsia="Gungsuh" w:hAnsi="Gungsuh" w:cs="Gungsuh"/>
-              <w:sz w:val="24"/>
-              <w:szCs w:val="24"/>
-              <w:lang w:val="ru-MD"/>
-            </w:rPr>
-            <w:t>вийшла</w:t>
-          </w:r>
-          <w:proofErr w:type="spellEnd"/>
-          <w:r>
-            <w:rPr>
-              <w:rFonts w:ascii="Gungsuh" w:eastAsia="Gungsuh" w:hAnsi="Gungsuh" w:cs="Gungsuh"/>
-              <w:sz w:val="24"/>
-              <w:szCs w:val="24"/>
-              <w:lang w:val="ru-MD"/>
-            </w:rPr>
-            <w:t xml:space="preserve"> </w:t>
-          </w:r>
-          <w:proofErr w:type="spellStart"/>
-          <w:r>
-            <w:rPr>
-              <w:rFonts w:ascii="Gungsuh" w:eastAsia="Gungsuh" w:hAnsi="Gungsuh" w:cs="Gungsuh"/>
-              <w:sz w:val="24"/>
-              <w:szCs w:val="24"/>
-              <w:lang w:val="ru-MD"/>
-            </w:rPr>
-            <w:t>від</w:t>
-          </w:r>
-          <w:proofErr w:type="spellEnd"/>
-          <w:r>
-            <w:rPr>
-              <w:rFonts w:ascii="Gungsuh" w:eastAsia="Gungsuh" w:hAnsi="Gungsuh" w:cs="Gungsuh"/>
-              <w:sz w:val="24"/>
-              <w:szCs w:val="24"/>
-              <w:lang w:val="ru-MD"/>
-            </w:rPr>
-            <w:t xml:space="preserve"> людей* і породила Господа,* </w:t>
-          </w:r>
-          <w:proofErr w:type="spellStart"/>
-          <w:r>
-            <w:rPr>
-              <w:rFonts w:ascii="Gungsuh" w:eastAsia="Gungsuh" w:hAnsi="Gungsuh" w:cs="Gungsuh"/>
-              <w:sz w:val="24"/>
-              <w:szCs w:val="24"/>
-              <w:lang w:val="ru-MD"/>
-            </w:rPr>
-            <w:t>небесні</w:t>
-          </w:r>
-          <w:proofErr w:type="spellEnd"/>
-          <w:r>
-            <w:rPr>
-              <w:rFonts w:ascii="Gungsuh" w:eastAsia="Gungsuh" w:hAnsi="Gungsuh" w:cs="Gungsuh"/>
-              <w:sz w:val="24"/>
-              <w:szCs w:val="24"/>
-              <w:lang w:val="ru-MD"/>
-            </w:rPr>
-            <w:t xml:space="preserve"> </w:t>
-          </w:r>
-          <w:proofErr w:type="spellStart"/>
-          <w:r>
-            <w:rPr>
-              <w:rFonts w:ascii="Gungsuh" w:eastAsia="Gungsuh" w:hAnsi="Gungsuh" w:cs="Gungsuh"/>
-              <w:sz w:val="24"/>
-              <w:szCs w:val="24"/>
-              <w:lang w:val="ru-MD"/>
-            </w:rPr>
-            <w:t>двері</w:t>
-          </w:r>
-          <w:proofErr w:type="spellEnd"/>
-          <w:r>
-            <w:rPr>
-              <w:rFonts w:ascii="Gungsuh" w:eastAsia="Gungsuh" w:hAnsi="Gungsuh" w:cs="Gungsuh"/>
-              <w:sz w:val="24"/>
-              <w:szCs w:val="24"/>
-              <w:lang w:val="ru-MD"/>
-            </w:rPr>
-            <w:t xml:space="preserve">, </w:t>
-          </w:r>
-          <w:proofErr w:type="spellStart"/>
-          <w:r>
-            <w:rPr>
-              <w:rFonts w:ascii="Gungsuh" w:eastAsia="Gungsuh" w:hAnsi="Gungsuh" w:cs="Gungsuh"/>
-              <w:sz w:val="24"/>
-              <w:szCs w:val="24"/>
-              <w:lang w:val="ru-MD"/>
-            </w:rPr>
-            <w:t>ангельську</w:t>
-          </w:r>
-          <w:proofErr w:type="spellEnd"/>
-          <w:r>
-            <w:rPr>
-              <w:rFonts w:ascii="Gungsuh" w:eastAsia="Gungsuh" w:hAnsi="Gungsuh" w:cs="Gungsuh"/>
-              <w:sz w:val="24"/>
-              <w:szCs w:val="24"/>
-              <w:lang w:val="ru-MD"/>
-            </w:rPr>
-            <w:t xml:space="preserve"> </w:t>
-          </w:r>
-          <w:proofErr w:type="spellStart"/>
-          <w:r>
-            <w:rPr>
-              <w:rFonts w:ascii="Gungsuh" w:eastAsia="Gungsuh" w:hAnsi="Gungsuh" w:cs="Gungsuh"/>
-              <w:sz w:val="24"/>
-              <w:szCs w:val="24"/>
-              <w:lang w:val="ru-MD"/>
-            </w:rPr>
-            <w:t>пісню</w:t>
-          </w:r>
-          <w:proofErr w:type="spellEnd"/>
-          <w:r>
-            <w:rPr>
-              <w:rFonts w:ascii="Gungsuh" w:eastAsia="Gungsuh" w:hAnsi="Gungsuh" w:cs="Gungsuh"/>
-              <w:sz w:val="24"/>
-              <w:szCs w:val="24"/>
-              <w:lang w:val="ru-MD"/>
-            </w:rPr>
-            <w:t xml:space="preserve"> і </w:t>
-          </w:r>
-          <w:proofErr w:type="spellStart"/>
-          <w:r>
-            <w:rPr>
-              <w:rFonts w:ascii="Gungsuh" w:eastAsia="Gungsuh" w:hAnsi="Gungsuh" w:cs="Gungsuh"/>
-              <w:sz w:val="24"/>
-              <w:szCs w:val="24"/>
-              <w:lang w:val="ru-MD"/>
-            </w:rPr>
-            <w:t>вірних</w:t>
-          </w:r>
-          <w:proofErr w:type="spellEnd"/>
-          <w:r>
-            <w:rPr>
-              <w:rFonts w:ascii="Gungsuh" w:eastAsia="Gungsuh" w:hAnsi="Gungsuh" w:cs="Gungsuh"/>
-              <w:sz w:val="24"/>
-              <w:szCs w:val="24"/>
-              <w:lang w:val="ru-MD"/>
-            </w:rPr>
-            <w:t xml:space="preserve"> окрасу.* Вона </w:t>
-          </w:r>
-          <w:proofErr w:type="spellStart"/>
-          <w:r>
-            <w:rPr>
-              <w:rFonts w:ascii="Gungsuh" w:eastAsia="Gungsuh" w:hAnsi="Gungsuh" w:cs="Gungsuh"/>
-              <w:sz w:val="24"/>
-              <w:szCs w:val="24"/>
-              <w:lang w:val="ru-MD"/>
-            </w:rPr>
-            <w:t>бо</w:t>
-          </w:r>
-          <w:proofErr w:type="spellEnd"/>
-          <w:r>
-            <w:rPr>
-              <w:rFonts w:ascii="Gungsuh" w:eastAsia="Gungsuh" w:hAnsi="Gungsuh" w:cs="Gungsuh"/>
-              <w:sz w:val="24"/>
-              <w:szCs w:val="24"/>
-              <w:lang w:val="ru-MD"/>
-            </w:rPr>
-            <w:t xml:space="preserve"> стала небом і храмом Божества;* вона </w:t>
-          </w:r>
-          <w:proofErr w:type="spellStart"/>
-          <w:r>
-            <w:rPr>
-              <w:rFonts w:ascii="Gungsuh" w:eastAsia="Gungsuh" w:hAnsi="Gungsuh" w:cs="Gungsuh"/>
-              <w:sz w:val="24"/>
-              <w:szCs w:val="24"/>
-              <w:lang w:val="ru-MD"/>
-            </w:rPr>
-            <w:t>знищила</w:t>
-          </w:r>
-          <w:proofErr w:type="spellEnd"/>
-          <w:r>
-            <w:rPr>
-              <w:rFonts w:ascii="Gungsuh" w:eastAsia="Gungsuh" w:hAnsi="Gungsuh" w:cs="Gungsuh"/>
-              <w:sz w:val="24"/>
-              <w:szCs w:val="24"/>
-              <w:lang w:val="ru-MD"/>
-            </w:rPr>
-            <w:t xml:space="preserve"> </w:t>
-          </w:r>
-          <w:proofErr w:type="spellStart"/>
-          <w:r>
-            <w:rPr>
-              <w:rFonts w:ascii="Gungsuh" w:eastAsia="Gungsuh" w:hAnsi="Gungsuh" w:cs="Gungsuh"/>
-              <w:sz w:val="24"/>
-              <w:szCs w:val="24"/>
-              <w:lang w:val="ru-MD"/>
-            </w:rPr>
-            <w:t>перегороду</w:t>
-          </w:r>
-          <w:proofErr w:type="spellEnd"/>
-          <w:r>
-            <w:rPr>
-              <w:rFonts w:ascii="Gungsuh" w:eastAsia="Gungsuh" w:hAnsi="Gungsuh" w:cs="Gungsuh"/>
-              <w:sz w:val="24"/>
-              <w:szCs w:val="24"/>
-              <w:lang w:val="ru-MD"/>
-            </w:rPr>
-            <w:t xml:space="preserve"> </w:t>
-          </w:r>
-          <w:proofErr w:type="spellStart"/>
-          <w:r>
-            <w:rPr>
-              <w:rFonts w:ascii="Gungsuh" w:eastAsia="Gungsuh" w:hAnsi="Gungsuh" w:cs="Gungsuh"/>
-              <w:sz w:val="24"/>
-              <w:szCs w:val="24"/>
-              <w:lang w:val="ru-MD"/>
-            </w:rPr>
-            <w:t>ворожнечі</w:t>
-          </w:r>
-          <w:proofErr w:type="spellEnd"/>
-          <w:r>
-            <w:rPr>
-              <w:rFonts w:ascii="Gungsuh" w:eastAsia="Gungsuh" w:hAnsi="Gungsuh" w:cs="Gungsuh"/>
-              <w:sz w:val="24"/>
-              <w:szCs w:val="24"/>
-              <w:lang w:val="ru-MD"/>
-            </w:rPr>
-            <w:t xml:space="preserve">,* установила мир і </w:t>
-          </w:r>
-          <w:proofErr w:type="spellStart"/>
-          <w:r>
-            <w:rPr>
-              <w:rFonts w:ascii="Gungsuh" w:eastAsia="Gungsuh" w:hAnsi="Gungsuh" w:cs="Gungsuh"/>
-              <w:sz w:val="24"/>
-              <w:szCs w:val="24"/>
-              <w:lang w:val="ru-MD"/>
-            </w:rPr>
-            <w:t>відкрила</w:t>
-          </w:r>
-          <w:proofErr w:type="spellEnd"/>
-          <w:r>
-            <w:rPr>
-              <w:rFonts w:ascii="Gungsuh" w:eastAsia="Gungsuh" w:hAnsi="Gungsuh" w:cs="Gungsuh"/>
-              <w:sz w:val="24"/>
-              <w:szCs w:val="24"/>
-              <w:lang w:val="ru-MD"/>
-            </w:rPr>
-            <w:t xml:space="preserve"> царство.* </w:t>
-          </w:r>
-          <w:proofErr w:type="spellStart"/>
-          <w:r>
-            <w:rPr>
-              <w:rFonts w:ascii="Gungsuh" w:eastAsia="Gungsuh" w:hAnsi="Gungsuh" w:cs="Gungsuh"/>
-              <w:sz w:val="24"/>
-              <w:szCs w:val="24"/>
-              <w:lang w:val="ru-MD"/>
-            </w:rPr>
-            <w:t>Тож</w:t>
-          </w:r>
-          <w:proofErr w:type="spellEnd"/>
-          <w:r>
-            <w:rPr>
-              <w:rFonts w:ascii="Gungsuh" w:eastAsia="Gungsuh" w:hAnsi="Gungsuh" w:cs="Gungsuh"/>
-              <w:sz w:val="24"/>
-              <w:szCs w:val="24"/>
-              <w:lang w:val="ru-MD"/>
-            </w:rPr>
-            <w:t xml:space="preserve">, </w:t>
-          </w:r>
-          <w:proofErr w:type="spellStart"/>
-          <w:r>
-            <w:rPr>
-              <w:rFonts w:ascii="Gungsuh" w:eastAsia="Gungsuh" w:hAnsi="Gungsuh" w:cs="Gungsuh"/>
-              <w:sz w:val="24"/>
-              <w:szCs w:val="24"/>
-              <w:lang w:val="ru-MD"/>
-            </w:rPr>
-            <w:t>маючи</w:t>
-          </w:r>
-          <w:proofErr w:type="spellEnd"/>
-          <w:r>
-            <w:rPr>
-              <w:rFonts w:ascii="Gungsuh" w:eastAsia="Gungsuh" w:hAnsi="Gungsuh" w:cs="Gungsuh"/>
-              <w:sz w:val="24"/>
-              <w:szCs w:val="24"/>
-              <w:lang w:val="ru-MD"/>
-            </w:rPr>
-            <w:t xml:space="preserve"> в </w:t>
-          </w:r>
-          <w:proofErr w:type="spellStart"/>
-          <w:r>
-            <w:rPr>
-              <w:rFonts w:ascii="Gungsuh" w:eastAsia="Gungsuh" w:hAnsi="Gungsuh" w:cs="Gungsuh"/>
-              <w:sz w:val="24"/>
-              <w:szCs w:val="24"/>
-              <w:lang w:val="ru-MD"/>
-            </w:rPr>
-            <w:t>ній</w:t>
-          </w:r>
-          <w:proofErr w:type="spellEnd"/>
-          <w:r>
-            <w:rPr>
-              <w:rFonts w:ascii="Gungsuh" w:eastAsia="Gungsuh" w:hAnsi="Gungsuh" w:cs="Gungsuh"/>
-              <w:sz w:val="24"/>
-              <w:szCs w:val="24"/>
-              <w:lang w:val="ru-MD"/>
-            </w:rPr>
-            <w:t xml:space="preserve"> опору </w:t>
-          </w:r>
-          <w:proofErr w:type="spellStart"/>
-          <w:r>
-            <w:rPr>
-              <w:rFonts w:ascii="Gungsuh" w:eastAsia="Gungsuh" w:hAnsi="Gungsuh" w:cs="Gungsuh"/>
-              <w:sz w:val="24"/>
-              <w:szCs w:val="24"/>
-              <w:lang w:val="ru-MD"/>
-            </w:rPr>
-            <w:t>віри</w:t>
-          </w:r>
-          <w:proofErr w:type="spellEnd"/>
-          <w:r>
-            <w:rPr>
-              <w:rFonts w:ascii="Gungsuh" w:eastAsia="Gungsuh" w:hAnsi="Gungsuh" w:cs="Gungsuh"/>
-              <w:sz w:val="24"/>
-              <w:szCs w:val="24"/>
-              <w:lang w:val="ru-MD"/>
-            </w:rPr>
-            <w:t xml:space="preserve">,* ми </w:t>
-          </w:r>
-          <w:proofErr w:type="spellStart"/>
-          <w:r>
-            <w:rPr>
-              <w:rFonts w:ascii="Gungsuh" w:eastAsia="Gungsuh" w:hAnsi="Gungsuh" w:cs="Gungsuh"/>
-              <w:sz w:val="24"/>
-              <w:szCs w:val="24"/>
-              <w:lang w:val="ru-MD"/>
-            </w:rPr>
-            <w:t>здобули</w:t>
-          </w:r>
-          <w:proofErr w:type="spellEnd"/>
-          <w:r>
-            <w:rPr>
-              <w:rFonts w:ascii="Gungsuh" w:eastAsia="Gungsuh" w:hAnsi="Gungsuh" w:cs="Gungsuh"/>
-              <w:sz w:val="24"/>
-              <w:szCs w:val="24"/>
-              <w:lang w:val="ru-MD"/>
-            </w:rPr>
-            <w:t xml:space="preserve"> </w:t>
-          </w:r>
-          <w:proofErr w:type="spellStart"/>
-          <w:r>
-            <w:rPr>
-              <w:rFonts w:ascii="Gungsuh" w:eastAsia="Gungsuh" w:hAnsi="Gungsuh" w:cs="Gungsuh"/>
-              <w:sz w:val="24"/>
-              <w:szCs w:val="24"/>
-              <w:lang w:val="ru-MD"/>
-            </w:rPr>
-            <w:t>оборонця</w:t>
-          </w:r>
-          <w:proofErr w:type="spellEnd"/>
-          <w:r>
-            <w:rPr>
-              <w:rFonts w:ascii="Gungsuh" w:eastAsia="Gungsuh" w:hAnsi="Gungsuh" w:cs="Gungsuh"/>
-              <w:sz w:val="24"/>
-              <w:szCs w:val="24"/>
-              <w:lang w:val="ru-MD"/>
-            </w:rPr>
-            <w:t xml:space="preserve"> − Господа, </w:t>
-          </w:r>
-          <w:proofErr w:type="spellStart"/>
-          <w:r>
-            <w:rPr>
-              <w:rFonts w:ascii="Gungsuh" w:eastAsia="Gungsuh" w:hAnsi="Gungsuh" w:cs="Gungsuh"/>
-              <w:sz w:val="24"/>
-              <w:szCs w:val="24"/>
-              <w:lang w:val="ru-MD"/>
-            </w:rPr>
-            <w:t>що</w:t>
-          </w:r>
-          <w:proofErr w:type="spellEnd"/>
-          <w:r>
-            <w:rPr>
-              <w:rFonts w:ascii="Gungsuh" w:eastAsia="Gungsuh" w:hAnsi="Gungsuh" w:cs="Gungsuh"/>
-              <w:sz w:val="24"/>
-              <w:szCs w:val="24"/>
-              <w:lang w:val="ru-MD"/>
-            </w:rPr>
-            <w:t xml:space="preserve"> </w:t>
-          </w:r>
-          <w:proofErr w:type="spellStart"/>
-          <w:r>
-            <w:rPr>
-              <w:rFonts w:ascii="Gungsuh" w:eastAsia="Gungsuh" w:hAnsi="Gungsuh" w:cs="Gungsuh"/>
-              <w:sz w:val="24"/>
-              <w:szCs w:val="24"/>
-              <w:lang w:val="ru-MD"/>
-            </w:rPr>
-            <w:t>народився</w:t>
-          </w:r>
-          <w:proofErr w:type="spellEnd"/>
-          <w:r>
-            <w:rPr>
-              <w:rFonts w:ascii="Gungsuh" w:eastAsia="Gungsuh" w:hAnsi="Gungsuh" w:cs="Gungsuh"/>
-              <w:sz w:val="24"/>
-              <w:szCs w:val="24"/>
-              <w:lang w:val="ru-MD"/>
-            </w:rPr>
-            <w:t xml:space="preserve"> з неї.* </w:t>
-          </w:r>
-          <w:proofErr w:type="spellStart"/>
-          <w:r>
-            <w:rPr>
-              <w:rFonts w:ascii="Gungsuh" w:eastAsia="Gungsuh" w:hAnsi="Gungsuh" w:cs="Gungsuh"/>
-              <w:sz w:val="24"/>
-              <w:szCs w:val="24"/>
-              <w:lang w:val="ru-MD"/>
-            </w:rPr>
-            <w:t>Отже</w:t>
-          </w:r>
-          <w:proofErr w:type="spellEnd"/>
-          <w:r>
-            <w:rPr>
-              <w:rFonts w:ascii="Gungsuh" w:eastAsia="Gungsuh" w:hAnsi="Gungsuh" w:cs="Gungsuh"/>
-              <w:sz w:val="24"/>
-              <w:szCs w:val="24"/>
-              <w:lang w:val="ru-MD"/>
-            </w:rPr>
-            <w:t xml:space="preserve"> </w:t>
-          </w:r>
-          <w:proofErr w:type="spellStart"/>
-          <w:r>
-            <w:rPr>
-              <w:rFonts w:ascii="Gungsuh" w:eastAsia="Gungsuh" w:hAnsi="Gungsuh" w:cs="Gungsuh"/>
-              <w:sz w:val="24"/>
-              <w:szCs w:val="24"/>
-              <w:lang w:val="ru-MD"/>
-            </w:rPr>
-            <w:t>кріпіться</w:t>
-          </w:r>
-          <w:proofErr w:type="spellEnd"/>
-          <w:r>
-            <w:rPr>
-              <w:rFonts w:ascii="Gungsuh" w:eastAsia="Gungsuh" w:hAnsi="Gungsuh" w:cs="Gungsuh"/>
-              <w:sz w:val="24"/>
-              <w:szCs w:val="24"/>
-              <w:lang w:val="ru-MD"/>
-            </w:rPr>
-            <w:t xml:space="preserve">, </w:t>
-          </w:r>
-          <w:proofErr w:type="spellStart"/>
-          <w:r>
-            <w:rPr>
-              <w:rFonts w:ascii="Gungsuh" w:eastAsia="Gungsuh" w:hAnsi="Gungsuh" w:cs="Gungsuh"/>
-              <w:sz w:val="24"/>
-              <w:szCs w:val="24"/>
-              <w:lang w:val="ru-MD"/>
-            </w:rPr>
-            <w:t>Божі</w:t>
-          </w:r>
-          <w:proofErr w:type="spellEnd"/>
-          <w:r>
-            <w:rPr>
-              <w:rFonts w:ascii="Gungsuh" w:eastAsia="Gungsuh" w:hAnsi="Gungsuh" w:cs="Gungsuh"/>
-              <w:sz w:val="24"/>
-              <w:szCs w:val="24"/>
-              <w:lang w:val="ru-MD"/>
-            </w:rPr>
-            <w:t xml:space="preserve"> люди, </w:t>
-          </w:r>
-          <w:proofErr w:type="spellStart"/>
-          <w:r>
-            <w:rPr>
-              <w:rFonts w:ascii="Gungsuh" w:eastAsia="Gungsuh" w:hAnsi="Gungsuh" w:cs="Gungsuh"/>
-              <w:sz w:val="24"/>
-              <w:szCs w:val="24"/>
-              <w:lang w:val="ru-MD"/>
-            </w:rPr>
-            <w:t>кріпіться</w:t>
-          </w:r>
-          <w:proofErr w:type="spellEnd"/>
-          <w:r>
-            <w:rPr>
-              <w:rFonts w:ascii="Gungsuh" w:eastAsia="Gungsuh" w:hAnsi="Gungsuh" w:cs="Gungsuh"/>
-              <w:sz w:val="24"/>
-              <w:szCs w:val="24"/>
-              <w:lang w:val="ru-MD"/>
-            </w:rPr>
-            <w:t xml:space="preserve">,* </w:t>
-          </w:r>
-          <w:proofErr w:type="spellStart"/>
-          <w:r>
-            <w:rPr>
-              <w:rFonts w:ascii="Gungsuh" w:eastAsia="Gungsuh" w:hAnsi="Gungsuh" w:cs="Gungsuh"/>
-              <w:sz w:val="24"/>
-              <w:szCs w:val="24"/>
-              <w:lang w:val="ru-MD"/>
-            </w:rPr>
-            <w:t>бо</w:t>
-          </w:r>
-          <w:proofErr w:type="spellEnd"/>
-          <w:r>
-            <w:rPr>
-              <w:rFonts w:ascii="Gungsuh" w:eastAsia="Gungsuh" w:hAnsi="Gungsuh" w:cs="Gungsuh"/>
-              <w:sz w:val="24"/>
-              <w:szCs w:val="24"/>
-              <w:lang w:val="ru-MD"/>
-            </w:rPr>
-            <w:t xml:space="preserve"> </w:t>
-          </w:r>
-          <w:proofErr w:type="spellStart"/>
-          <w:r>
-            <w:rPr>
-              <w:rFonts w:ascii="Gungsuh" w:eastAsia="Gungsuh" w:hAnsi="Gungsuh" w:cs="Gungsuh"/>
-              <w:sz w:val="24"/>
-              <w:szCs w:val="24"/>
-              <w:lang w:val="ru-MD"/>
-            </w:rPr>
-            <w:t>він</w:t>
-          </w:r>
-          <w:proofErr w:type="spellEnd"/>
-          <w:r>
-            <w:rPr>
-              <w:rFonts w:ascii="Gungsuh" w:eastAsia="Gungsuh" w:hAnsi="Gungsuh" w:cs="Gungsuh"/>
-              <w:sz w:val="24"/>
-              <w:szCs w:val="24"/>
-              <w:lang w:val="ru-MD"/>
-            </w:rPr>
-            <w:t xml:space="preserve"> </w:t>
-          </w:r>
-          <w:proofErr w:type="spellStart"/>
-          <w:r>
-            <w:rPr>
-              <w:rFonts w:ascii="Gungsuh" w:eastAsia="Gungsuh" w:hAnsi="Gungsuh" w:cs="Gungsuh"/>
-              <w:sz w:val="24"/>
-              <w:szCs w:val="24"/>
-              <w:lang w:val="ru-MD"/>
-            </w:rPr>
-            <w:t>переможе</w:t>
-          </w:r>
-          <w:proofErr w:type="spellEnd"/>
-          <w:r>
-            <w:rPr>
-              <w:rFonts w:ascii="Gungsuh" w:eastAsia="Gungsuh" w:hAnsi="Gungsuh" w:cs="Gungsuh"/>
-              <w:sz w:val="24"/>
-              <w:szCs w:val="24"/>
-              <w:lang w:val="ru-MD"/>
-            </w:rPr>
-            <w:t xml:space="preserve">, як </w:t>
-          </w:r>
-          <w:proofErr w:type="spellStart"/>
-          <w:r>
-            <w:rPr>
-              <w:rFonts w:ascii="Gungsuh" w:eastAsia="Gungsuh" w:hAnsi="Gungsuh" w:cs="Gungsuh"/>
-              <w:sz w:val="24"/>
-              <w:szCs w:val="24"/>
-              <w:lang w:val="ru-MD"/>
-            </w:rPr>
-            <w:t>всемогутній</w:t>
-          </w:r>
-          <w:proofErr w:type="spellEnd"/>
-          <w:r>
-            <w:rPr>
-              <w:rFonts w:ascii="Gungsuh" w:eastAsia="Gungsuh" w:hAnsi="Gungsuh" w:cs="Gungsuh"/>
-              <w:sz w:val="24"/>
-              <w:szCs w:val="24"/>
-              <w:lang w:val="ru-MD"/>
-            </w:rPr>
-            <w:t>.</w:t>
-          </w:r>
-        </w:sdtContent>
-      </w:sdt>
+      <w:proofErr w:type="spellStart"/>
+      <w:r>
+        <w:rPr>
+          <w:rFonts w:ascii="Times New Roman" w:eastAsia="Gungsuh" w:hAnsi="Times New Roman" w:cs="Times New Roman"/>
+          <w:sz w:val="24"/>
+          <w:szCs w:val="24"/>
+          <w:lang w:val="ru-MD"/>
+        </w:rPr>
+        <w:t>Прославмо</w:t>
+      </w:r>
+      <w:proofErr w:type="spellEnd"/>
+      <w:r>
+        <w:rPr>
+          <w:rFonts w:ascii="Times New Roman" w:eastAsia="Gungsuh" w:hAnsi="Times New Roman" w:cs="Times New Roman"/>
+          <w:sz w:val="24"/>
+          <w:szCs w:val="24"/>
+          <w:lang w:val="ru-MD"/>
+        </w:rPr>
+        <w:t xml:space="preserve"> </w:t>
+      </w:r>
+      <w:proofErr w:type="spellStart"/>
+      <w:r>
+        <w:rPr>
+          <w:rFonts w:ascii="Times New Roman" w:eastAsia="Gungsuh" w:hAnsi="Times New Roman" w:cs="Times New Roman"/>
+          <w:sz w:val="24"/>
+          <w:szCs w:val="24"/>
+          <w:lang w:val="ru-MD"/>
+        </w:rPr>
+        <w:t>Марію</w:t>
+      </w:r>
+      <w:proofErr w:type="spellEnd"/>
+      <w:r>
+        <w:rPr>
+          <w:rFonts w:ascii="Times New Roman" w:eastAsia="Gungsuh" w:hAnsi="Times New Roman" w:cs="Times New Roman"/>
+          <w:sz w:val="24"/>
+          <w:szCs w:val="24"/>
+          <w:lang w:val="ru-MD"/>
+        </w:rPr>
+        <w:t xml:space="preserve"> </w:t>
+      </w:r>
+      <w:proofErr w:type="spellStart"/>
+      <w:r>
+        <w:rPr>
+          <w:rFonts w:ascii="Times New Roman" w:eastAsia="Gungsuh" w:hAnsi="Times New Roman" w:cs="Times New Roman"/>
+          <w:sz w:val="24"/>
+          <w:szCs w:val="24"/>
+          <w:lang w:val="ru-MD"/>
+        </w:rPr>
+        <w:t>Діву</w:t>
+      </w:r>
+      <w:proofErr w:type="spellEnd"/>
+      <w:r>
+        <w:rPr>
+          <w:rFonts w:ascii="Times New Roman" w:eastAsia="Gungsuh" w:hAnsi="Times New Roman" w:cs="Times New Roman"/>
+          <w:sz w:val="24"/>
+          <w:szCs w:val="24"/>
+          <w:lang w:val="ru-MD"/>
+        </w:rPr>
+        <w:t xml:space="preserve">:* </w:t>
+      </w:r>
+      <w:proofErr w:type="spellStart"/>
+      <w:r>
+        <w:rPr>
+          <w:rFonts w:ascii="Times New Roman" w:eastAsia="Gungsuh" w:hAnsi="Times New Roman" w:cs="Times New Roman"/>
+          <w:sz w:val="24"/>
+          <w:szCs w:val="24"/>
+          <w:lang w:val="ru-MD"/>
+        </w:rPr>
+        <w:t>Всесвітню</w:t>
+      </w:r>
+      <w:proofErr w:type="spellEnd"/>
+      <w:r>
+        <w:rPr>
+          <w:rFonts w:ascii="Times New Roman" w:eastAsia="Gungsuh" w:hAnsi="Times New Roman" w:cs="Times New Roman"/>
+          <w:sz w:val="24"/>
+          <w:szCs w:val="24"/>
+          <w:lang w:val="ru-MD"/>
+        </w:rPr>
+        <w:t xml:space="preserve"> славу, </w:t>
+      </w:r>
+      <w:proofErr w:type="spellStart"/>
+      <w:r>
+        <w:rPr>
+          <w:rFonts w:ascii="Times New Roman" w:eastAsia="Gungsuh" w:hAnsi="Times New Roman" w:cs="Times New Roman"/>
+          <w:sz w:val="24"/>
+          <w:szCs w:val="24"/>
+          <w:lang w:val="ru-MD"/>
+        </w:rPr>
+        <w:t>що</w:t>
+      </w:r>
+      <w:proofErr w:type="spellEnd"/>
+      <w:r>
+        <w:rPr>
+          <w:rFonts w:ascii="Times New Roman" w:eastAsia="Gungsuh" w:hAnsi="Times New Roman" w:cs="Times New Roman"/>
+          <w:sz w:val="24"/>
+          <w:szCs w:val="24"/>
+          <w:lang w:val="ru-MD"/>
+        </w:rPr>
+        <w:t xml:space="preserve"> </w:t>
+      </w:r>
+      <w:proofErr w:type="spellStart"/>
+      <w:r>
+        <w:rPr>
+          <w:rFonts w:ascii="Times New Roman" w:eastAsia="Gungsuh" w:hAnsi="Times New Roman" w:cs="Times New Roman"/>
+          <w:sz w:val="24"/>
+          <w:szCs w:val="24"/>
+          <w:lang w:val="ru-MD"/>
+        </w:rPr>
+        <w:t>вийшла</w:t>
+      </w:r>
+      <w:proofErr w:type="spellEnd"/>
+      <w:r>
+        <w:rPr>
+          <w:rFonts w:ascii="Times New Roman" w:eastAsia="Gungsuh" w:hAnsi="Times New Roman" w:cs="Times New Roman"/>
+          <w:sz w:val="24"/>
+          <w:szCs w:val="24"/>
+          <w:lang w:val="ru-MD"/>
+        </w:rPr>
+        <w:t xml:space="preserve"> </w:t>
+      </w:r>
+      <w:proofErr w:type="spellStart"/>
+      <w:r>
+        <w:rPr>
+          <w:rFonts w:ascii="Times New Roman" w:eastAsia="Gungsuh" w:hAnsi="Times New Roman" w:cs="Times New Roman"/>
+          <w:sz w:val="24"/>
+          <w:szCs w:val="24"/>
+          <w:lang w:val="ru-MD"/>
+        </w:rPr>
+        <w:t>від</w:t>
+      </w:r>
+      <w:proofErr w:type="spellEnd"/>
+      <w:r>
+        <w:rPr>
+          <w:rFonts w:ascii="Times New Roman" w:eastAsia="Gungsuh" w:hAnsi="Times New Roman" w:cs="Times New Roman"/>
+          <w:sz w:val="24"/>
+          <w:szCs w:val="24"/>
+          <w:lang w:val="ru-MD"/>
+        </w:rPr>
+        <w:t xml:space="preserve"> людей* і породила Господа,* </w:t>
+      </w:r>
+      <w:proofErr w:type="spellStart"/>
+      <w:r>
+        <w:rPr>
+          <w:rFonts w:ascii="Times New Roman" w:eastAsia="Gungsuh" w:hAnsi="Times New Roman" w:cs="Times New Roman"/>
+          <w:sz w:val="24"/>
+          <w:szCs w:val="24"/>
+          <w:lang w:val="ru-MD"/>
+        </w:rPr>
+        <w:t>небесні</w:t>
+      </w:r>
+      <w:proofErr w:type="spellEnd"/>
+      <w:r>
+        <w:rPr>
+          <w:rFonts w:ascii="Times New Roman" w:eastAsia="Gungsuh" w:hAnsi="Times New Roman" w:cs="Times New Roman"/>
+          <w:sz w:val="24"/>
+          <w:szCs w:val="24"/>
+          <w:lang w:val="ru-MD"/>
+        </w:rPr>
+        <w:t xml:space="preserve"> </w:t>
+      </w:r>
+      <w:proofErr w:type="spellStart"/>
+      <w:r>
+        <w:rPr>
+          <w:rFonts w:ascii="Times New Roman" w:eastAsia="Gungsuh" w:hAnsi="Times New Roman" w:cs="Times New Roman"/>
+          <w:sz w:val="24"/>
+          <w:szCs w:val="24"/>
+          <w:lang w:val="ru-MD"/>
+        </w:rPr>
+        <w:t>двері</w:t>
+      </w:r>
+      <w:proofErr w:type="spellEnd"/>
+      <w:r>
+        <w:rPr>
+          <w:rFonts w:ascii="Times New Roman" w:eastAsia="Gungsuh" w:hAnsi="Times New Roman" w:cs="Times New Roman"/>
+          <w:sz w:val="24"/>
+          <w:szCs w:val="24"/>
+          <w:lang w:val="ru-MD"/>
+        </w:rPr>
+        <w:t xml:space="preserve">, </w:t>
+      </w:r>
+      <w:proofErr w:type="spellStart"/>
+      <w:r>
+        <w:rPr>
+          <w:rFonts w:ascii="Times New Roman" w:eastAsia="Gungsuh" w:hAnsi="Times New Roman" w:cs="Times New Roman"/>
+          <w:sz w:val="24"/>
+          <w:szCs w:val="24"/>
+          <w:lang w:val="ru-MD"/>
+        </w:rPr>
+        <w:t>ангельську</w:t>
+      </w:r>
+      <w:proofErr w:type="spellEnd"/>
+      <w:r>
+        <w:rPr>
+          <w:rFonts w:ascii="Times New Roman" w:eastAsia="Gungsuh" w:hAnsi="Times New Roman" w:cs="Times New Roman"/>
+          <w:sz w:val="24"/>
+          <w:szCs w:val="24"/>
+          <w:lang w:val="ru-MD"/>
+        </w:rPr>
+        <w:t xml:space="preserve"> </w:t>
+      </w:r>
+      <w:proofErr w:type="spellStart"/>
+      <w:r>
+        <w:rPr>
+          <w:rFonts w:ascii="Times New Roman" w:eastAsia="Gungsuh" w:hAnsi="Times New Roman" w:cs="Times New Roman"/>
+          <w:sz w:val="24"/>
+          <w:szCs w:val="24"/>
+          <w:lang w:val="ru-MD"/>
+        </w:rPr>
+        <w:t>пісню</w:t>
+      </w:r>
+      <w:proofErr w:type="spellEnd"/>
+      <w:r>
+        <w:rPr>
+          <w:rFonts w:ascii="Times New Roman" w:eastAsia="Gungsuh" w:hAnsi="Times New Roman" w:cs="Times New Roman"/>
+          <w:sz w:val="24"/>
+          <w:szCs w:val="24"/>
+          <w:lang w:val="ru-MD"/>
+        </w:rPr>
+        <w:t xml:space="preserve"> і </w:t>
+      </w:r>
+      <w:proofErr w:type="spellStart"/>
+      <w:r>
+        <w:rPr>
+          <w:rFonts w:ascii="Times New Roman" w:eastAsia="Gungsuh" w:hAnsi="Times New Roman" w:cs="Times New Roman"/>
+          <w:sz w:val="24"/>
+          <w:szCs w:val="24"/>
+          <w:lang w:val="ru-MD"/>
+        </w:rPr>
+        <w:t>вірних</w:t>
+      </w:r>
+      <w:proofErr w:type="spellEnd"/>
+      <w:r>
+        <w:rPr>
+          <w:rFonts w:ascii="Times New Roman" w:eastAsia="Gungsuh" w:hAnsi="Times New Roman" w:cs="Times New Roman"/>
+          <w:sz w:val="24"/>
+          <w:szCs w:val="24"/>
+          <w:lang w:val="ru-MD"/>
+        </w:rPr>
+        <w:t xml:space="preserve"> окрасу.* Вона </w:t>
+      </w:r>
+      <w:proofErr w:type="spellStart"/>
+      <w:r>
+        <w:rPr>
+          <w:rFonts w:ascii="Times New Roman" w:eastAsia="Gungsuh" w:hAnsi="Times New Roman" w:cs="Times New Roman"/>
+          <w:sz w:val="24"/>
+          <w:szCs w:val="24"/>
+          <w:lang w:val="ru-MD"/>
+        </w:rPr>
+        <w:t>бо</w:t>
+      </w:r>
+      <w:proofErr w:type="spellEnd"/>
+      <w:r>
+        <w:rPr>
+          <w:rFonts w:ascii="Times New Roman" w:eastAsia="Gungsuh" w:hAnsi="Times New Roman" w:cs="Times New Roman"/>
+          <w:sz w:val="24"/>
+          <w:szCs w:val="24"/>
+          <w:lang w:val="ru-MD"/>
+        </w:rPr>
+        <w:t xml:space="preserve"> стала небом і храмом Божества;* вона </w:t>
+      </w:r>
+      <w:proofErr w:type="spellStart"/>
+      <w:r>
+        <w:rPr>
+          <w:rFonts w:ascii="Times New Roman" w:eastAsia="Gungsuh" w:hAnsi="Times New Roman" w:cs="Times New Roman"/>
+          <w:sz w:val="24"/>
+          <w:szCs w:val="24"/>
+          <w:lang w:val="ru-MD"/>
+        </w:rPr>
+        <w:t>знищила</w:t>
+      </w:r>
+      <w:proofErr w:type="spellEnd"/>
+      <w:r>
+        <w:rPr>
+          <w:rFonts w:ascii="Times New Roman" w:eastAsia="Gungsuh" w:hAnsi="Times New Roman" w:cs="Times New Roman"/>
+          <w:sz w:val="24"/>
+          <w:szCs w:val="24"/>
+          <w:lang w:val="ru-MD"/>
+        </w:rPr>
+        <w:t xml:space="preserve"> </w:t>
+      </w:r>
+      <w:proofErr w:type="spellStart"/>
+      <w:r>
+        <w:rPr>
+          <w:rFonts w:ascii="Times New Roman" w:eastAsia="Gungsuh" w:hAnsi="Times New Roman" w:cs="Times New Roman"/>
+          <w:sz w:val="24"/>
+          <w:szCs w:val="24"/>
+          <w:lang w:val="ru-MD"/>
+        </w:rPr>
+        <w:t>перегороду</w:t>
+      </w:r>
+      <w:proofErr w:type="spellEnd"/>
+      <w:r>
+        <w:rPr>
+          <w:rFonts w:ascii="Times New Roman" w:eastAsia="Gungsuh" w:hAnsi="Times New Roman" w:cs="Times New Roman"/>
+          <w:sz w:val="24"/>
+          <w:szCs w:val="24"/>
+          <w:lang w:val="ru-MD"/>
+        </w:rPr>
+        <w:t xml:space="preserve"> </w:t>
+      </w:r>
+      <w:proofErr w:type="spellStart"/>
+      <w:r>
+        <w:rPr>
+          <w:rFonts w:ascii="Times New Roman" w:eastAsia="Gungsuh" w:hAnsi="Times New Roman" w:cs="Times New Roman"/>
+          <w:sz w:val="24"/>
+          <w:szCs w:val="24"/>
+          <w:lang w:val="ru-MD"/>
+        </w:rPr>
+        <w:t>ворожнечі</w:t>
+      </w:r>
+      <w:proofErr w:type="spellEnd"/>
+      <w:r>
+        <w:rPr>
+          <w:rFonts w:ascii="Times New Roman" w:eastAsia="Gungsuh" w:hAnsi="Times New Roman" w:cs="Times New Roman"/>
+          <w:sz w:val="24"/>
+          <w:szCs w:val="24"/>
+          <w:lang w:val="ru-MD"/>
+        </w:rPr>
+        <w:t xml:space="preserve">,* установила мир і </w:t>
+      </w:r>
+      <w:proofErr w:type="spellStart"/>
+      <w:r>
+        <w:rPr>
+          <w:rFonts w:ascii="Times New Roman" w:eastAsia="Gungsuh" w:hAnsi="Times New Roman" w:cs="Times New Roman"/>
+          <w:sz w:val="24"/>
+          <w:szCs w:val="24"/>
+          <w:lang w:val="ru-MD"/>
+        </w:rPr>
+        <w:t>відкрила</w:t>
+      </w:r>
+      <w:proofErr w:type="spellEnd"/>
+      <w:r>
+        <w:rPr>
+          <w:rFonts w:ascii="Times New Roman" w:eastAsia="Gungsuh" w:hAnsi="Times New Roman" w:cs="Times New Roman"/>
+          <w:sz w:val="24"/>
+          <w:szCs w:val="24"/>
+          <w:lang w:val="ru-MD"/>
+        </w:rPr>
+        <w:t xml:space="preserve"> царство.* </w:t>
+      </w:r>
+      <w:proofErr w:type="spellStart"/>
+      <w:r>
+        <w:rPr>
+          <w:rFonts w:ascii="Times New Roman" w:eastAsia="Gungsuh" w:hAnsi="Times New Roman" w:cs="Times New Roman"/>
+          <w:sz w:val="24"/>
+          <w:szCs w:val="24"/>
+          <w:lang w:val="ru-MD"/>
+        </w:rPr>
+        <w:t>Тож</w:t>
+      </w:r>
+      <w:proofErr w:type="spellEnd"/>
+      <w:r>
+        <w:rPr>
+          <w:rFonts w:ascii="Times New Roman" w:eastAsia="Gungsuh" w:hAnsi="Times New Roman" w:cs="Times New Roman"/>
+          <w:sz w:val="24"/>
+          <w:szCs w:val="24"/>
+          <w:lang w:val="ru-MD"/>
+        </w:rPr>
+        <w:t xml:space="preserve">, </w:t>
+      </w:r>
+      <w:proofErr w:type="spellStart"/>
+      <w:r>
+        <w:rPr>
+          <w:rFonts w:ascii="Times New Roman" w:eastAsia="Gungsuh" w:hAnsi="Times New Roman" w:cs="Times New Roman"/>
+          <w:sz w:val="24"/>
+          <w:szCs w:val="24"/>
+          <w:lang w:val="ru-MD"/>
+        </w:rPr>
+        <w:t>маючи</w:t>
+      </w:r>
+      <w:proofErr w:type="spellEnd"/>
+      <w:r>
+        <w:rPr>
+          <w:rFonts w:ascii="Times New Roman" w:eastAsia="Gungsuh" w:hAnsi="Times New Roman" w:cs="Times New Roman"/>
+          <w:sz w:val="24"/>
+          <w:szCs w:val="24"/>
+          <w:lang w:val="ru-MD"/>
+        </w:rPr>
+        <w:t xml:space="preserve"> в </w:t>
+      </w:r>
+      <w:proofErr w:type="spellStart"/>
+      <w:r>
+        <w:rPr>
+          <w:rFonts w:ascii="Times New Roman" w:eastAsia="Gungsuh" w:hAnsi="Times New Roman" w:cs="Times New Roman"/>
+          <w:sz w:val="24"/>
+          <w:szCs w:val="24"/>
+          <w:lang w:val="ru-MD"/>
+        </w:rPr>
+        <w:t>ній</w:t>
+      </w:r>
+      <w:proofErr w:type="spellEnd"/>
+      <w:r>
+        <w:rPr>
+          <w:rFonts w:ascii="Times New Roman" w:eastAsia="Gungsuh" w:hAnsi="Times New Roman" w:cs="Times New Roman"/>
+          <w:sz w:val="24"/>
+          <w:szCs w:val="24"/>
+          <w:lang w:val="ru-MD"/>
+        </w:rPr>
+        <w:t xml:space="preserve"> опору </w:t>
+      </w:r>
+      <w:proofErr w:type="spellStart"/>
+      <w:r>
+        <w:rPr>
+          <w:rFonts w:ascii="Times New Roman" w:eastAsia="Gungsuh" w:hAnsi="Times New Roman" w:cs="Times New Roman"/>
+          <w:sz w:val="24"/>
+          <w:szCs w:val="24"/>
+          <w:lang w:val="ru-MD"/>
+        </w:rPr>
+        <w:t>віри</w:t>
+      </w:r>
+      <w:proofErr w:type="spellEnd"/>
+      <w:r>
+        <w:rPr>
+          <w:rFonts w:ascii="Times New Roman" w:eastAsia="Gungsuh" w:hAnsi="Times New Roman" w:cs="Times New Roman"/>
+          <w:sz w:val="24"/>
+          <w:szCs w:val="24"/>
+          <w:lang w:val="ru-MD"/>
+        </w:rPr>
+        <w:t xml:space="preserve">,* ми </w:t>
+      </w:r>
+      <w:proofErr w:type="spellStart"/>
+      <w:r>
+        <w:rPr>
+          <w:rFonts w:ascii="Times New Roman" w:eastAsia="Gungsuh" w:hAnsi="Times New Roman" w:cs="Times New Roman"/>
+          <w:sz w:val="24"/>
+          <w:szCs w:val="24"/>
+          <w:lang w:val="ru-MD"/>
+        </w:rPr>
+        <w:t>здобули</w:t>
+      </w:r>
+      <w:proofErr w:type="spellEnd"/>
+      <w:r>
+        <w:rPr>
+          <w:rFonts w:ascii="Times New Roman" w:eastAsia="Gungsuh" w:hAnsi="Times New Roman" w:cs="Times New Roman"/>
+          <w:sz w:val="24"/>
+          <w:szCs w:val="24"/>
+          <w:lang w:val="ru-MD"/>
+        </w:rPr>
+        <w:t xml:space="preserve"> </w:t>
+      </w:r>
+      <w:proofErr w:type="spellStart"/>
+      <w:r>
+        <w:rPr>
+          <w:rFonts w:ascii="Times New Roman" w:eastAsia="Gungsuh" w:hAnsi="Times New Roman" w:cs="Times New Roman"/>
+          <w:sz w:val="24"/>
+          <w:szCs w:val="24"/>
+          <w:lang w:val="ru-MD"/>
+        </w:rPr>
+        <w:t>оборонця</w:t>
+      </w:r>
+      <w:proofErr w:type="spellEnd"/>
+      <w:r>
+        <w:rPr>
+          <w:rFonts w:ascii="Times New Roman" w:eastAsia="Gungsuh" w:hAnsi="Times New Roman" w:cs="Times New Roman"/>
+          <w:sz w:val="24"/>
+          <w:szCs w:val="24"/>
+          <w:lang w:val="ru-MD"/>
+        </w:rPr>
+        <w:t xml:space="preserve"> − Господа, </w:t>
+      </w:r>
+      <w:proofErr w:type="spellStart"/>
+      <w:r>
+        <w:rPr>
+          <w:rFonts w:ascii="Times New Roman" w:eastAsia="Gungsuh" w:hAnsi="Times New Roman" w:cs="Times New Roman"/>
+          <w:sz w:val="24"/>
+          <w:szCs w:val="24"/>
+          <w:lang w:val="ru-MD"/>
+        </w:rPr>
+        <w:t>що</w:t>
+      </w:r>
+      <w:proofErr w:type="spellEnd"/>
+      <w:r>
+        <w:rPr>
+          <w:rFonts w:ascii="Times New Roman" w:eastAsia="Gungsuh" w:hAnsi="Times New Roman" w:cs="Times New Roman"/>
+          <w:sz w:val="24"/>
+          <w:szCs w:val="24"/>
+          <w:lang w:val="ru-MD"/>
+        </w:rPr>
+        <w:t xml:space="preserve"> </w:t>
+      </w:r>
+      <w:proofErr w:type="spellStart"/>
+      <w:r>
+        <w:rPr>
+          <w:rFonts w:ascii="Times New Roman" w:eastAsia="Gungsuh" w:hAnsi="Times New Roman" w:cs="Times New Roman"/>
+          <w:sz w:val="24"/>
+          <w:szCs w:val="24"/>
+          <w:lang w:val="ru-MD"/>
+        </w:rPr>
+        <w:t>народився</w:t>
+      </w:r>
+      <w:proofErr w:type="spellEnd"/>
+      <w:r>
+        <w:rPr>
+          <w:rFonts w:ascii="Times New Roman" w:eastAsia="Gungsuh" w:hAnsi="Times New Roman" w:cs="Times New Roman"/>
+          <w:sz w:val="24"/>
+          <w:szCs w:val="24"/>
+          <w:lang w:val="ru-MD"/>
+        </w:rPr>
+        <w:t xml:space="preserve"> з неї.* </w:t>
+      </w:r>
+      <w:proofErr w:type="spellStart"/>
+      <w:r>
+        <w:rPr>
+          <w:rFonts w:ascii="Times New Roman" w:eastAsia="Gungsuh" w:hAnsi="Times New Roman" w:cs="Times New Roman"/>
+          <w:sz w:val="24"/>
+          <w:szCs w:val="24"/>
+          <w:lang w:val="ru-MD"/>
+        </w:rPr>
+        <w:t>Отже</w:t>
+      </w:r>
+      <w:proofErr w:type="spellEnd"/>
+      <w:r>
+        <w:rPr>
+          <w:rFonts w:ascii="Times New Roman" w:eastAsia="Gungsuh" w:hAnsi="Times New Roman" w:cs="Times New Roman"/>
+          <w:sz w:val="24"/>
+          <w:szCs w:val="24"/>
+          <w:lang w:val="ru-MD"/>
+        </w:rPr>
+        <w:t xml:space="preserve"> </w:t>
+      </w:r>
+      <w:proofErr w:type="spellStart"/>
+      <w:r>
+        <w:rPr>
+          <w:rFonts w:ascii="Times New Roman" w:eastAsia="Gungsuh" w:hAnsi="Times New Roman" w:cs="Times New Roman"/>
+          <w:sz w:val="24"/>
+          <w:szCs w:val="24"/>
+          <w:lang w:val="ru-MD"/>
+        </w:rPr>
+        <w:t>кріпіться</w:t>
+      </w:r>
+      <w:proofErr w:type="spellEnd"/>
+      <w:r>
+        <w:rPr>
+          <w:rFonts w:ascii="Times New Roman" w:eastAsia="Gungsuh" w:hAnsi="Times New Roman" w:cs="Times New Roman"/>
+          <w:sz w:val="24"/>
+          <w:szCs w:val="24"/>
+          <w:lang w:val="ru-MD"/>
+        </w:rPr>
+        <w:t xml:space="preserve">, </w:t>
+      </w:r>
+      <w:proofErr w:type="spellStart"/>
+      <w:r>
+        <w:rPr>
+          <w:rFonts w:ascii="Times New Roman" w:eastAsia="Gungsuh" w:hAnsi="Times New Roman" w:cs="Times New Roman"/>
+          <w:sz w:val="24"/>
+          <w:szCs w:val="24"/>
+          <w:lang w:val="ru-MD"/>
+        </w:rPr>
+        <w:t>Божі</w:t>
+      </w:r>
+      <w:proofErr w:type="spellEnd"/>
+      <w:r>
+        <w:rPr>
+          <w:rFonts w:ascii="Times New Roman" w:eastAsia="Gungsuh" w:hAnsi="Times New Roman" w:cs="Times New Roman"/>
+          <w:sz w:val="24"/>
+          <w:szCs w:val="24"/>
+          <w:lang w:val="ru-MD"/>
+        </w:rPr>
+        <w:t xml:space="preserve"> люди, </w:t>
+      </w:r>
+      <w:proofErr w:type="spellStart"/>
+      <w:r>
+        <w:rPr>
+          <w:rFonts w:ascii="Times New Roman" w:eastAsia="Gungsuh" w:hAnsi="Times New Roman" w:cs="Times New Roman"/>
+          <w:sz w:val="24"/>
+          <w:szCs w:val="24"/>
+          <w:lang w:val="ru-MD"/>
+        </w:rPr>
+        <w:t>кріпіться</w:t>
+      </w:r>
+      <w:proofErr w:type="spellEnd"/>
+      <w:r>
+        <w:rPr>
+          <w:rFonts w:ascii="Times New Roman" w:eastAsia="Gungsuh" w:hAnsi="Times New Roman" w:cs="Times New Roman"/>
+          <w:sz w:val="24"/>
+          <w:szCs w:val="24"/>
+          <w:lang w:val="ru-MD"/>
+        </w:rPr>
+        <w:t xml:space="preserve">,* </w:t>
+      </w:r>
+      <w:proofErr w:type="spellStart"/>
+      <w:r>
+        <w:rPr>
+          <w:rFonts w:ascii="Times New Roman" w:eastAsia="Gungsuh" w:hAnsi="Times New Roman" w:cs="Times New Roman"/>
+          <w:sz w:val="24"/>
+          <w:szCs w:val="24"/>
+          <w:lang w:val="ru-MD"/>
+        </w:rPr>
+        <w:t>бо</w:t>
+      </w:r>
+      <w:proofErr w:type="spellEnd"/>
+      <w:r>
+        <w:rPr>
+          <w:rFonts w:ascii="Times New Roman" w:eastAsia="Gungsuh" w:hAnsi="Times New Roman" w:cs="Times New Roman"/>
+          <w:sz w:val="24"/>
+          <w:szCs w:val="24"/>
+          <w:lang w:val="ru-MD"/>
+        </w:rPr>
+        <w:t xml:space="preserve"> </w:t>
+      </w:r>
+      <w:proofErr w:type="spellStart"/>
+      <w:r>
+        <w:rPr>
+          <w:rFonts w:ascii="Times New Roman" w:eastAsia="Gungsuh" w:hAnsi="Times New Roman" w:cs="Times New Roman"/>
+          <w:sz w:val="24"/>
+          <w:szCs w:val="24"/>
+          <w:lang w:val="ru-MD"/>
+        </w:rPr>
+        <w:t>він</w:t>
+      </w:r>
+      <w:proofErr w:type="spellEnd"/>
+      <w:r>
+        <w:rPr>
+          <w:rFonts w:ascii="Times New Roman" w:eastAsia="Gungsuh" w:hAnsi="Times New Roman" w:cs="Times New Roman"/>
+          <w:sz w:val="24"/>
+          <w:szCs w:val="24"/>
+          <w:lang w:val="ru-MD"/>
+        </w:rPr>
+        <w:t xml:space="preserve"> </w:t>
+      </w:r>
+      <w:proofErr w:type="spellStart"/>
+      <w:r>
+        <w:rPr>
+          <w:rFonts w:ascii="Times New Roman" w:eastAsia="Gungsuh" w:hAnsi="Times New Roman" w:cs="Times New Roman"/>
+          <w:sz w:val="24"/>
+          <w:szCs w:val="24"/>
+          <w:lang w:val="ru-MD"/>
+        </w:rPr>
+        <w:t>переможе</w:t>
+      </w:r>
+      <w:proofErr w:type="spellEnd"/>
+      <w:r>
+        <w:rPr>
+          <w:rFonts w:ascii="Times New Roman" w:eastAsia="Gungsuh" w:hAnsi="Times New Roman" w:cs="Times New Roman"/>
+          <w:sz w:val="24"/>
+          <w:szCs w:val="24"/>
+          <w:lang w:val="ru-MD"/>
+        </w:rPr>
+        <w:t xml:space="preserve">, як </w:t>
+      </w:r>
+      <w:proofErr w:type="spellStart"/>
+      <w:r>
+        <w:rPr>
+          <w:rFonts w:ascii="Times New Roman" w:eastAsia="Gungsuh" w:hAnsi="Times New Roman" w:cs="Times New Roman"/>
+          <w:sz w:val="24"/>
+          <w:szCs w:val="24"/>
+          <w:lang w:val="ru-MD"/>
+        </w:rPr>
+        <w:t>всемогутній</w:t>
+      </w:r>
+      <w:proofErr w:type="spellEnd"/>
+      <w:r>
+        <w:rPr>
+          <w:rFonts w:ascii="Times New Roman" w:eastAsia="Gungsuh" w:hAnsi="Times New Roman" w:cs="Times New Roman"/>
+          <w:sz w:val="24"/>
+          <w:szCs w:val="24"/>
+          <w:lang w:val="ru-MD"/>
+        </w:rPr>
+        <w:t>.</w:t>
+      </w:r>
     </w:p>
     <w:p>
       <w:pPr>
@@ -1279,7 +1282,27 @@
           <w:szCs w:val="24"/>
           <w:lang w:val="ru-MD"/>
         </w:rPr>
-        <w:t xml:space="preserve">, Всечесна, </w:t>
+        <w:t xml:space="preserve">, </w:t>
+      </w:r>
+      <w:proofErr w:type="spellStart"/>
+      <w:r>
+        <w:rPr>
+          <w:rFonts w:ascii="Times New Roman" w:hAnsi="Times New Roman" w:cs="Times New Roman"/>
+          <w:sz w:val="24"/>
+          <w:szCs w:val="24"/>
+          <w:lang w:val="ru-MD"/>
+        </w:rPr>
+        <w:t>Всечесна</w:t>
+      </w:r>
+      <w:proofErr w:type="spellEnd"/>
+      <w:r>
+        <w:rPr>
+          <w:rFonts w:ascii="Times New Roman" w:hAnsi="Times New Roman" w:cs="Times New Roman"/>
+          <w:sz w:val="24"/>
+          <w:szCs w:val="24"/>
+          <w:lang w:val="ru-MD"/>
+        </w:rPr>
+        <w:t xml:space="preserve">, </w:t>
       </w:r>
       <w:proofErr w:type="spellStart"/>
       <w:r>
@@ -2828,613 +2851,638 @@
         </w:rPr>
         <w:t>(догмат, г. 5):</w:t>
       </w:r>
-      <w:sdt>
-        <w:sdtPr>
-          <w:tag w:val="goog_rdk_6"/>
-          <w:id w:val="1243611727"/>
-        </w:sdtPr>
-        <w:sdtContent>
-          <w:r>
-            <w:rPr>
-              <w:rFonts w:ascii="Gungsuh" w:eastAsia="Gungsuh" w:hAnsi="Gungsuh" w:cs="Gungsuh"/>
-              <w:sz w:val="24"/>
-              <w:szCs w:val="24"/>
-              <w:lang w:val="ru-MD"/>
-            </w:rPr>
-            <w:t xml:space="preserve"> Колись-то, в </w:t>
-          </w:r>
-          <w:proofErr w:type="spellStart"/>
-          <w:r>
-            <w:rPr>
-              <w:rFonts w:ascii="Gungsuh" w:eastAsia="Gungsuh" w:hAnsi="Gungsuh" w:cs="Gungsuh"/>
-              <w:sz w:val="24"/>
-              <w:szCs w:val="24"/>
-              <w:lang w:val="ru-MD"/>
-            </w:rPr>
-            <w:t>Червонім</w:t>
-          </w:r>
-          <w:proofErr w:type="spellEnd"/>
-          <w:r>
-            <w:rPr>
-              <w:rFonts w:ascii="Gungsuh" w:eastAsia="Gungsuh" w:hAnsi="Gungsuh" w:cs="Gungsuh"/>
-              <w:sz w:val="24"/>
-              <w:szCs w:val="24"/>
-              <w:lang w:val="ru-MD"/>
-            </w:rPr>
-            <w:t xml:space="preserve"> </w:t>
-          </w:r>
-          <w:proofErr w:type="spellStart"/>
-          <w:proofErr w:type="gramStart"/>
-          <w:r>
-            <w:rPr>
-              <w:rFonts w:ascii="Gungsuh" w:eastAsia="Gungsuh" w:hAnsi="Gungsuh" w:cs="Gungsuh"/>
-              <w:sz w:val="24"/>
-              <w:szCs w:val="24"/>
-              <w:lang w:val="ru-MD"/>
-            </w:rPr>
-            <w:t>морі</w:t>
-          </w:r>
-          <w:proofErr w:type="spellEnd"/>
-          <w:r>
-            <w:rPr>
-              <w:rFonts w:ascii="Gungsuh" w:eastAsia="Gungsuh" w:hAnsi="Gungsuh" w:cs="Gungsuh"/>
-              <w:sz w:val="24"/>
-              <w:szCs w:val="24"/>
-              <w:lang w:val="ru-MD"/>
-            </w:rPr>
-            <w:t>,*</w:t>
-          </w:r>
-          <w:proofErr w:type="gramEnd"/>
-          <w:r>
-            <w:rPr>
-              <w:rFonts w:ascii="Gungsuh" w:eastAsia="Gungsuh" w:hAnsi="Gungsuh" w:cs="Gungsuh"/>
-              <w:sz w:val="24"/>
-              <w:szCs w:val="24"/>
-              <w:lang w:val="ru-MD"/>
-            </w:rPr>
-            <w:t xml:space="preserve"> записано образ </w:t>
-          </w:r>
-          <w:proofErr w:type="spellStart"/>
-          <w:r>
-            <w:rPr>
-              <w:rFonts w:ascii="Gungsuh" w:eastAsia="Gungsuh" w:hAnsi="Gungsuh" w:cs="Gungsuh"/>
-              <w:sz w:val="24"/>
-              <w:szCs w:val="24"/>
-              <w:lang w:val="ru-MD"/>
-            </w:rPr>
-            <w:t>непорочної</w:t>
-          </w:r>
-          <w:proofErr w:type="spellEnd"/>
-          <w:r>
-            <w:rPr>
-              <w:rFonts w:ascii="Gungsuh" w:eastAsia="Gungsuh" w:hAnsi="Gungsuh" w:cs="Gungsuh"/>
-              <w:sz w:val="24"/>
-              <w:szCs w:val="24"/>
-              <w:lang w:val="ru-MD"/>
-            </w:rPr>
-            <w:t xml:space="preserve"> Вседіви.* </w:t>
-          </w:r>
-          <w:r>
-            <w:rPr>
-              <w:rFonts w:ascii="Gungsuh" w:eastAsia="Gungsuh" w:hAnsi="Gungsuh" w:cs="Gungsuh"/>
-              <w:sz w:val="24"/>
-              <w:szCs w:val="24"/>
-              <w:lang w:val="ru-MD"/>
-            </w:rPr>
-            <w:t xml:space="preserve">Там </w:t>
-          </w:r>
-          <w:proofErr w:type="spellStart"/>
-          <w:r>
-            <w:rPr>
-              <w:rFonts w:ascii="Gungsuh" w:eastAsia="Gungsuh" w:hAnsi="Gungsuh" w:cs="Gungsuh"/>
-              <w:sz w:val="24"/>
-              <w:szCs w:val="24"/>
-              <w:lang w:val="ru-MD"/>
-            </w:rPr>
-            <w:t>Мойсей</w:t>
-          </w:r>
-          <w:proofErr w:type="spellEnd"/>
-          <w:r>
-            <w:rPr>
-              <w:rFonts w:ascii="Gungsuh" w:eastAsia="Gungsuh" w:hAnsi="Gungsuh" w:cs="Gungsuh"/>
-              <w:sz w:val="24"/>
-              <w:szCs w:val="24"/>
-              <w:lang w:val="ru-MD"/>
-            </w:rPr>
-            <w:t xml:space="preserve"> – </w:t>
-          </w:r>
-          <w:proofErr w:type="spellStart"/>
-          <w:r>
-            <w:rPr>
-              <w:rFonts w:ascii="Gungsuh" w:eastAsia="Gungsuh" w:hAnsi="Gungsuh" w:cs="Gungsuh"/>
-              <w:sz w:val="24"/>
-              <w:szCs w:val="24"/>
-              <w:lang w:val="ru-MD"/>
-            </w:rPr>
-            <w:t>ділитель</w:t>
-          </w:r>
-          <w:proofErr w:type="spellEnd"/>
-          <w:r>
-            <w:rPr>
-              <w:rFonts w:ascii="Gungsuh" w:eastAsia="Gungsuh" w:hAnsi="Gungsuh" w:cs="Gungsuh"/>
-              <w:sz w:val="24"/>
-              <w:szCs w:val="24"/>
-              <w:lang w:val="ru-MD"/>
-            </w:rPr>
-            <w:t xml:space="preserve"> води,* а тут </w:t>
-          </w:r>
-          <w:proofErr w:type="spellStart"/>
-          <w:r>
-            <w:rPr>
-              <w:rFonts w:ascii="Gungsuh" w:eastAsia="Gungsuh" w:hAnsi="Gungsuh" w:cs="Gungsuh"/>
-              <w:sz w:val="24"/>
-              <w:szCs w:val="24"/>
-              <w:lang w:val="ru-MD"/>
-            </w:rPr>
-            <w:t>Гавриїл</w:t>
-          </w:r>
-          <w:proofErr w:type="spellEnd"/>
-          <w:r>
-            <w:rPr>
-              <w:rFonts w:ascii="Gungsuh" w:eastAsia="Gungsuh" w:hAnsi="Gungsuh" w:cs="Gungsuh"/>
-              <w:sz w:val="24"/>
-              <w:szCs w:val="24"/>
-              <w:lang w:val="ru-MD"/>
-            </w:rPr>
-            <w:t xml:space="preserve"> – служитель чуда.* </w:t>
-          </w:r>
-          <w:proofErr w:type="spellStart"/>
-          <w:r>
-            <w:rPr>
-              <w:rFonts w:ascii="Gungsuh" w:eastAsia="Gungsuh" w:hAnsi="Gungsuh" w:cs="Gungsuh"/>
-              <w:sz w:val="24"/>
-              <w:szCs w:val="24"/>
-              <w:lang w:val="ru-MD"/>
-            </w:rPr>
-            <w:t>Тоді</w:t>
-          </w:r>
-          <w:proofErr w:type="spellEnd"/>
-          <w:r>
-            <w:rPr>
-              <w:rFonts w:ascii="Gungsuh" w:eastAsia="Gungsuh" w:hAnsi="Gungsuh" w:cs="Gungsuh"/>
-              <w:sz w:val="24"/>
-              <w:szCs w:val="24"/>
-              <w:lang w:val="ru-MD"/>
-            </w:rPr>
-            <w:t xml:space="preserve"> </w:t>
-          </w:r>
-          <w:proofErr w:type="spellStart"/>
-          <w:r>
-            <w:rPr>
-              <w:rFonts w:ascii="Gungsuh" w:eastAsia="Gungsuh" w:hAnsi="Gungsuh" w:cs="Gungsuh"/>
-              <w:sz w:val="24"/>
-              <w:szCs w:val="24"/>
-              <w:lang w:val="ru-MD"/>
-            </w:rPr>
-            <w:t>Ізраїль</w:t>
-          </w:r>
-          <w:proofErr w:type="spellEnd"/>
-          <w:r>
-            <w:rPr>
-              <w:rFonts w:ascii="Gungsuh" w:eastAsia="Gungsuh" w:hAnsi="Gungsuh" w:cs="Gungsuh"/>
-              <w:sz w:val="24"/>
-              <w:szCs w:val="24"/>
-              <w:lang w:val="ru-MD"/>
-            </w:rPr>
-            <w:t xml:space="preserve"> </w:t>
-          </w:r>
-          <w:proofErr w:type="spellStart"/>
-          <w:r>
-            <w:rPr>
-              <w:rFonts w:ascii="Gungsuh" w:eastAsia="Gungsuh" w:hAnsi="Gungsuh" w:cs="Gungsuh"/>
-              <w:sz w:val="24"/>
-              <w:szCs w:val="24"/>
-              <w:lang w:val="ru-MD"/>
-            </w:rPr>
-            <w:t>ішов</w:t>
-          </w:r>
-          <w:proofErr w:type="spellEnd"/>
-          <w:r>
-            <w:rPr>
-              <w:rFonts w:ascii="Gungsuh" w:eastAsia="Gungsuh" w:hAnsi="Gungsuh" w:cs="Gungsuh"/>
-              <w:sz w:val="24"/>
-              <w:szCs w:val="24"/>
-              <w:lang w:val="ru-MD"/>
-            </w:rPr>
-            <w:t xml:space="preserve"> </w:t>
-          </w:r>
-          <w:proofErr w:type="spellStart"/>
-          <w:r>
-            <w:rPr>
-              <w:rFonts w:ascii="Gungsuh" w:eastAsia="Gungsuh" w:hAnsi="Gungsuh" w:cs="Gungsuh"/>
-              <w:sz w:val="24"/>
-              <w:szCs w:val="24"/>
-              <w:lang w:val="ru-MD"/>
-            </w:rPr>
-            <w:t>глибинами</w:t>
-          </w:r>
-          <w:proofErr w:type="spellEnd"/>
-          <w:r>
-            <w:rPr>
-              <w:rFonts w:ascii="Gungsuh" w:eastAsia="Gungsuh" w:hAnsi="Gungsuh" w:cs="Gungsuh"/>
-              <w:sz w:val="24"/>
-              <w:szCs w:val="24"/>
-              <w:lang w:val="ru-MD"/>
-            </w:rPr>
-            <w:t xml:space="preserve">, </w:t>
-          </w:r>
-          <w:proofErr w:type="spellStart"/>
-          <w:r>
-            <w:rPr>
-              <w:rFonts w:ascii="Gungsuh" w:eastAsia="Gungsuh" w:hAnsi="Gungsuh" w:cs="Gungsuh"/>
-              <w:sz w:val="24"/>
-              <w:szCs w:val="24"/>
-              <w:lang w:val="ru-MD"/>
-            </w:rPr>
-            <w:t>немов</w:t>
-          </w:r>
-          <w:proofErr w:type="spellEnd"/>
-          <w:r>
-            <w:rPr>
-              <w:rFonts w:ascii="Gungsuh" w:eastAsia="Gungsuh" w:hAnsi="Gungsuh" w:cs="Gungsuh"/>
-              <w:sz w:val="24"/>
-              <w:szCs w:val="24"/>
-              <w:lang w:val="ru-MD"/>
-            </w:rPr>
-            <w:t xml:space="preserve"> по </w:t>
-          </w:r>
-          <w:proofErr w:type="spellStart"/>
-          <w:r>
-            <w:rPr>
-              <w:rFonts w:ascii="Gungsuh" w:eastAsia="Gungsuh" w:hAnsi="Gungsuh" w:cs="Gungsuh"/>
-              <w:sz w:val="24"/>
-              <w:szCs w:val="24"/>
-              <w:lang w:val="ru-MD"/>
-            </w:rPr>
-            <w:t>суші</w:t>
-          </w:r>
-          <w:proofErr w:type="spellEnd"/>
-          <w:r>
-            <w:rPr>
-              <w:rFonts w:ascii="Gungsuh" w:eastAsia="Gungsuh" w:hAnsi="Gungsuh" w:cs="Gungsuh"/>
-              <w:sz w:val="24"/>
-              <w:szCs w:val="24"/>
-              <w:lang w:val="ru-MD"/>
-            </w:rPr>
-            <w:t xml:space="preserve">,* </w:t>
-          </w:r>
-          <w:proofErr w:type="spellStart"/>
-          <w:r>
-            <w:rPr>
-              <w:rFonts w:ascii="Gungsuh" w:eastAsia="Gungsuh" w:hAnsi="Gungsuh" w:cs="Gungsuh"/>
-              <w:sz w:val="24"/>
-              <w:szCs w:val="24"/>
-              <w:lang w:val="ru-MD"/>
-            </w:rPr>
-            <w:t>нині</w:t>
-          </w:r>
-          <w:proofErr w:type="spellEnd"/>
-          <w:r>
-            <w:rPr>
-              <w:rFonts w:ascii="Gungsuh" w:eastAsia="Gungsuh" w:hAnsi="Gungsuh" w:cs="Gungsuh"/>
-              <w:sz w:val="24"/>
-              <w:szCs w:val="24"/>
-              <w:lang w:val="ru-MD"/>
-            </w:rPr>
-            <w:t xml:space="preserve"> ж </w:t>
-          </w:r>
-          <w:proofErr w:type="spellStart"/>
-          <w:r>
-            <w:rPr>
-              <w:rFonts w:ascii="Gungsuh" w:eastAsia="Gungsuh" w:hAnsi="Gungsuh" w:cs="Gungsuh"/>
-              <w:sz w:val="24"/>
-              <w:szCs w:val="24"/>
-              <w:lang w:val="ru-MD"/>
-            </w:rPr>
-            <w:t>Діва</w:t>
-          </w:r>
-          <w:proofErr w:type="spellEnd"/>
-          <w:r>
-            <w:rPr>
-              <w:rFonts w:ascii="Gungsuh" w:eastAsia="Gungsuh" w:hAnsi="Gungsuh" w:cs="Gungsuh"/>
-              <w:sz w:val="24"/>
-              <w:szCs w:val="24"/>
-              <w:lang w:val="ru-MD"/>
-            </w:rPr>
-            <w:t xml:space="preserve"> Христа </w:t>
-          </w:r>
-          <w:proofErr w:type="spellStart"/>
-          <w:r>
-            <w:rPr>
-              <w:rFonts w:ascii="Gungsuh" w:eastAsia="Gungsuh" w:hAnsi="Gungsuh" w:cs="Gungsuh"/>
-              <w:sz w:val="24"/>
-              <w:szCs w:val="24"/>
-              <w:lang w:val="ru-MD"/>
-            </w:rPr>
-            <w:t>зродила</w:t>
-          </w:r>
-          <w:proofErr w:type="spellEnd"/>
-          <w:r>
-            <w:rPr>
-              <w:rFonts w:ascii="Gungsuh" w:eastAsia="Gungsuh" w:hAnsi="Gungsuh" w:cs="Gungsuh"/>
-              <w:sz w:val="24"/>
-              <w:szCs w:val="24"/>
-              <w:lang w:val="ru-MD"/>
-            </w:rPr>
-            <w:t xml:space="preserve"> </w:t>
-          </w:r>
-          <w:proofErr w:type="spellStart"/>
-          <w:r>
-            <w:rPr>
-              <w:rFonts w:ascii="Gungsuh" w:eastAsia="Gungsuh" w:hAnsi="Gungsuh" w:cs="Gungsuh"/>
-              <w:sz w:val="24"/>
-              <w:szCs w:val="24"/>
-              <w:lang w:val="ru-MD"/>
-            </w:rPr>
-            <w:t>безсіменно</w:t>
-          </w:r>
-          <w:proofErr w:type="spellEnd"/>
-          <w:r>
-            <w:rPr>
-              <w:rFonts w:ascii="Gungsuh" w:eastAsia="Gungsuh" w:hAnsi="Gungsuh" w:cs="Gungsuh"/>
-              <w:sz w:val="24"/>
-              <w:szCs w:val="24"/>
-              <w:lang w:val="ru-MD"/>
-            </w:rPr>
-            <w:t xml:space="preserve">;* море по </w:t>
-          </w:r>
-          <w:proofErr w:type="spellStart"/>
-          <w:r>
-            <w:rPr>
-              <w:rFonts w:ascii="Gungsuh" w:eastAsia="Gungsuh" w:hAnsi="Gungsuh" w:cs="Gungsuh"/>
-              <w:sz w:val="24"/>
-              <w:szCs w:val="24"/>
-              <w:lang w:val="ru-MD"/>
-            </w:rPr>
-            <w:t>переході</w:t>
-          </w:r>
-          <w:proofErr w:type="spellEnd"/>
-          <w:r>
-            <w:rPr>
-              <w:rFonts w:ascii="Gungsuh" w:eastAsia="Gungsuh" w:hAnsi="Gungsuh" w:cs="Gungsuh"/>
-              <w:sz w:val="24"/>
-              <w:szCs w:val="24"/>
-              <w:lang w:val="ru-MD"/>
-            </w:rPr>
-            <w:t xml:space="preserve"> </w:t>
-          </w:r>
-          <w:proofErr w:type="spellStart"/>
-          <w:r>
-            <w:rPr>
-              <w:rFonts w:ascii="Gungsuh" w:eastAsia="Gungsuh" w:hAnsi="Gungsuh" w:cs="Gungsuh"/>
-              <w:sz w:val="24"/>
-              <w:szCs w:val="24"/>
-              <w:lang w:val="ru-MD"/>
-            </w:rPr>
-            <w:t>Ізраїля</w:t>
-          </w:r>
-          <w:proofErr w:type="spellEnd"/>
-          <w:r>
-            <w:rPr>
-              <w:rFonts w:ascii="Gungsuh" w:eastAsia="Gungsuh" w:hAnsi="Gungsuh" w:cs="Gungsuh"/>
-              <w:sz w:val="24"/>
-              <w:szCs w:val="24"/>
-              <w:lang w:val="ru-MD"/>
-            </w:rPr>
-            <w:t xml:space="preserve"> лишилось </w:t>
-          </w:r>
-          <w:proofErr w:type="spellStart"/>
-          <w:r>
-            <w:rPr>
-              <w:rFonts w:ascii="Gungsuh" w:eastAsia="Gungsuh" w:hAnsi="Gungsuh" w:cs="Gungsuh"/>
-              <w:sz w:val="24"/>
-              <w:szCs w:val="24"/>
-              <w:lang w:val="ru-MD"/>
-            </w:rPr>
-            <w:t>непрохідне</w:t>
-          </w:r>
-          <w:proofErr w:type="spellEnd"/>
-          <w:r>
-            <w:rPr>
-              <w:rFonts w:ascii="Gungsuh" w:eastAsia="Gungsuh" w:hAnsi="Gungsuh" w:cs="Gungsuh"/>
-              <w:sz w:val="24"/>
-              <w:szCs w:val="24"/>
-              <w:lang w:val="ru-MD"/>
-            </w:rPr>
-            <w:t xml:space="preserve">,* а Непорочна </w:t>
-          </w:r>
-          <w:proofErr w:type="spellStart"/>
-          <w:r>
-            <w:rPr>
-              <w:rFonts w:ascii="Gungsuh" w:eastAsia="Gungsuh" w:hAnsi="Gungsuh" w:cs="Gungsuh"/>
-              <w:sz w:val="24"/>
-              <w:szCs w:val="24"/>
-              <w:lang w:val="ru-MD"/>
-            </w:rPr>
-            <w:t>після</w:t>
-          </w:r>
-          <w:proofErr w:type="spellEnd"/>
-          <w:r>
-            <w:rPr>
-              <w:rFonts w:ascii="Gungsuh" w:eastAsia="Gungsuh" w:hAnsi="Gungsuh" w:cs="Gungsuh"/>
-              <w:sz w:val="24"/>
-              <w:szCs w:val="24"/>
-              <w:lang w:val="ru-MD"/>
-            </w:rPr>
-            <w:t xml:space="preserve"> </w:t>
-          </w:r>
-          <w:proofErr w:type="spellStart"/>
-          <w:r>
-            <w:rPr>
-              <w:rFonts w:ascii="Gungsuh" w:eastAsia="Gungsuh" w:hAnsi="Gungsuh" w:cs="Gungsuh"/>
-              <w:sz w:val="24"/>
-              <w:szCs w:val="24"/>
-              <w:lang w:val="ru-MD"/>
-            </w:rPr>
-            <w:t>народження</w:t>
-          </w:r>
-          <w:proofErr w:type="spellEnd"/>
-          <w:r>
-            <w:rPr>
-              <w:rFonts w:ascii="Gungsuh" w:eastAsia="Gungsuh" w:hAnsi="Gungsuh" w:cs="Gungsuh"/>
-              <w:sz w:val="24"/>
-              <w:szCs w:val="24"/>
-              <w:lang w:val="ru-MD"/>
-            </w:rPr>
-            <w:t xml:space="preserve"> </w:t>
-          </w:r>
-          <w:proofErr w:type="spellStart"/>
-          <w:r>
-            <w:rPr>
-              <w:rFonts w:ascii="Gungsuh" w:eastAsia="Gungsuh" w:hAnsi="Gungsuh" w:cs="Gungsuh"/>
-              <w:sz w:val="24"/>
-              <w:szCs w:val="24"/>
-              <w:lang w:val="ru-MD"/>
-            </w:rPr>
-            <w:t>Еммануїла</w:t>
-          </w:r>
-          <w:proofErr w:type="spellEnd"/>
-          <w:r>
-            <w:rPr>
-              <w:rFonts w:ascii="Gungsuh" w:eastAsia="Gungsuh" w:hAnsi="Gungsuh" w:cs="Gungsuh"/>
-              <w:sz w:val="24"/>
-              <w:szCs w:val="24"/>
-              <w:lang w:val="ru-MD"/>
-            </w:rPr>
-            <w:t xml:space="preserve"> </w:t>
-          </w:r>
-          <w:proofErr w:type="spellStart"/>
-          <w:r>
-            <w:rPr>
-              <w:rFonts w:ascii="Gungsuh" w:eastAsia="Gungsuh" w:hAnsi="Gungsuh" w:cs="Gungsuh"/>
-              <w:sz w:val="24"/>
-              <w:szCs w:val="24"/>
-              <w:lang w:val="ru-MD"/>
-            </w:rPr>
-            <w:t>зосталась</w:t>
-          </w:r>
-          <w:proofErr w:type="spellEnd"/>
-          <w:r>
-            <w:rPr>
-              <w:rFonts w:ascii="Gungsuh" w:eastAsia="Gungsuh" w:hAnsi="Gungsuh" w:cs="Gungsuh"/>
-              <w:sz w:val="24"/>
-              <w:szCs w:val="24"/>
-              <w:lang w:val="ru-MD"/>
-            </w:rPr>
-            <w:t xml:space="preserve"> нетлінною.* </w:t>
-          </w:r>
-          <w:proofErr w:type="spellStart"/>
-          <w:r>
-            <w:rPr>
-              <w:rFonts w:ascii="Gungsuh" w:eastAsia="Gungsuh" w:hAnsi="Gungsuh" w:cs="Gungsuh"/>
-              <w:sz w:val="24"/>
-              <w:szCs w:val="24"/>
-            </w:rPr>
-            <w:t>Боже</w:t>
-          </w:r>
-          <w:proofErr w:type="spellEnd"/>
-          <w:r>
-            <w:rPr>
-              <w:rFonts w:ascii="Gungsuh" w:eastAsia="Gungsuh" w:hAnsi="Gungsuh" w:cs="Gungsuh"/>
-              <w:sz w:val="24"/>
-              <w:szCs w:val="24"/>
-            </w:rPr>
-            <w:t xml:space="preserve"> </w:t>
-          </w:r>
-          <w:proofErr w:type="spellStart"/>
-          <w:r>
-            <w:rPr>
-              <w:rFonts w:ascii="Gungsuh" w:eastAsia="Gungsuh" w:hAnsi="Gungsuh" w:cs="Gungsuh"/>
-              <w:sz w:val="24"/>
-              <w:szCs w:val="24"/>
-            </w:rPr>
-            <w:t>вічний</w:t>
-          </w:r>
-          <w:proofErr w:type="spellEnd"/>
-          <w:r>
-            <w:rPr>
-              <w:rFonts w:ascii="Gungsuh" w:eastAsia="Gungsuh" w:hAnsi="Gungsuh" w:cs="Gungsuh"/>
-              <w:sz w:val="24"/>
-              <w:szCs w:val="24"/>
-            </w:rPr>
-            <w:t xml:space="preserve"> і </w:t>
-          </w:r>
-          <w:proofErr w:type="spellStart"/>
-          <w:r>
-            <w:rPr>
-              <w:rFonts w:ascii="Gungsuh" w:eastAsia="Gungsuh" w:hAnsi="Gungsuh" w:cs="Gungsuh"/>
-              <w:sz w:val="24"/>
-              <w:szCs w:val="24"/>
-            </w:rPr>
-            <w:t>предвічний</w:t>
-          </w:r>
-          <w:proofErr w:type="spellEnd"/>
-          <w:r>
-            <w:rPr>
-              <w:rFonts w:ascii="Gungsuh" w:eastAsia="Gungsuh" w:hAnsi="Gungsuh" w:cs="Gungsuh"/>
-              <w:sz w:val="24"/>
-              <w:szCs w:val="24"/>
-            </w:rPr>
-            <w:t xml:space="preserve">, що </w:t>
-          </w:r>
-          <w:proofErr w:type="spellStart"/>
-          <w:r>
-            <w:rPr>
-              <w:rFonts w:ascii="Gungsuh" w:eastAsia="Gungsuh" w:hAnsi="Gungsuh" w:cs="Gungsuh"/>
-              <w:sz w:val="24"/>
-              <w:szCs w:val="24"/>
-            </w:rPr>
-            <w:t>появився</w:t>
-          </w:r>
-          <w:proofErr w:type="spellEnd"/>
-          <w:r>
-            <w:rPr>
-              <w:rFonts w:ascii="Gungsuh" w:eastAsia="Gungsuh" w:hAnsi="Gungsuh" w:cs="Gungsuh"/>
-              <w:sz w:val="24"/>
-              <w:szCs w:val="24"/>
-            </w:rPr>
-            <w:t xml:space="preserve"> </w:t>
-          </w:r>
-          <w:proofErr w:type="spellStart"/>
-          <w:r>
-            <w:rPr>
-              <w:rFonts w:ascii="Gungsuh" w:eastAsia="Gungsuh" w:hAnsi="Gungsuh" w:cs="Gungsuh"/>
-              <w:sz w:val="24"/>
-              <w:szCs w:val="24"/>
-            </w:rPr>
-            <w:t>людиною</w:t>
-          </w:r>
-          <w:proofErr w:type="spellEnd"/>
-          <w:r>
-            <w:rPr>
-              <w:rFonts w:ascii="Gungsuh" w:eastAsia="Gungsuh" w:hAnsi="Gungsuh" w:cs="Gungsuh"/>
-              <w:sz w:val="24"/>
-              <w:szCs w:val="24"/>
-            </w:rPr>
-            <w:t xml:space="preserve">, − </w:t>
-          </w:r>
-          <w:proofErr w:type="spellStart"/>
-          <w:r>
-            <w:rPr>
-              <w:rFonts w:ascii="Gungsuh" w:eastAsia="Gungsuh" w:hAnsi="Gungsuh" w:cs="Gungsuh"/>
-              <w:sz w:val="24"/>
-              <w:szCs w:val="24"/>
-            </w:rPr>
-            <w:t>помилуй</w:t>
-          </w:r>
-          <w:proofErr w:type="spellEnd"/>
-          <w:r>
-            <w:rPr>
-              <w:rFonts w:ascii="Gungsuh" w:eastAsia="Gungsuh" w:hAnsi="Gungsuh" w:cs="Gungsuh"/>
-              <w:sz w:val="24"/>
-              <w:szCs w:val="24"/>
-            </w:rPr>
-            <w:t xml:space="preserve"> нас!</w:t>
-          </w:r>
-        </w:sdtContent>
-      </w:sdt>
+      <w:r>
+        <w:rPr>
+          <w:rFonts w:ascii="Times New Roman" w:eastAsia="Gungsuh" w:hAnsi="Times New Roman" w:cs="Times New Roman"/>
+          <w:sz w:val="24"/>
+          <w:szCs w:val="24"/>
+          <w:lang w:val="ru-MD"/>
+        </w:rPr>
+        <w:t xml:space="preserve"> Колись-то, в </w:t>
+      </w:r>
+      <w:proofErr w:type="spellStart"/>
+      <w:r>
+        <w:rPr>
+          <w:rFonts w:ascii="Times New Roman" w:eastAsia="Gungsuh" w:hAnsi="Times New Roman" w:cs="Times New Roman"/>
+          <w:sz w:val="24"/>
+          <w:szCs w:val="24"/>
+          <w:lang w:val="ru-MD"/>
+        </w:rPr>
+        <w:t>Червонім</w:t>
+      </w:r>
+      <w:proofErr w:type="spellEnd"/>
+      <w:r>
+        <w:rPr>
+          <w:rFonts w:ascii="Times New Roman" w:eastAsia="Gungsuh" w:hAnsi="Times New Roman" w:cs="Times New Roman"/>
+          <w:sz w:val="24"/>
+          <w:szCs w:val="24"/>
+          <w:lang w:val="ru-MD"/>
+        </w:rPr>
+        <w:t xml:space="preserve"> </w:t>
+      </w:r>
+      <w:proofErr w:type="spellStart"/>
+      <w:proofErr w:type="gramStart"/>
+      <w:r>
+        <w:rPr>
+          <w:rFonts w:ascii="Times New Roman" w:eastAsia="Gungsuh" w:hAnsi="Times New Roman" w:cs="Times New Roman"/>
+          <w:sz w:val="24"/>
+          <w:szCs w:val="24"/>
+          <w:lang w:val="ru-MD"/>
+        </w:rPr>
+        <w:t>морі</w:t>
+      </w:r>
+      <w:proofErr w:type="spellEnd"/>
+      <w:r>
+        <w:rPr>
+          <w:rFonts w:ascii="Times New Roman" w:eastAsia="Gungsuh" w:hAnsi="Times New Roman" w:cs="Times New Roman"/>
+          <w:sz w:val="24"/>
+          <w:szCs w:val="24"/>
+          <w:lang w:val="ru-MD"/>
+        </w:rPr>
+        <w:t>,*</w:t>
+      </w:r>
+      <w:proofErr w:type="gramEnd"/>
+      <w:r>
+        <w:rPr>
+          <w:rFonts w:ascii="Times New Roman" w:eastAsia="Gungsuh" w:hAnsi="Times New Roman" w:cs="Times New Roman"/>
+          <w:sz w:val="24"/>
+          <w:szCs w:val="24"/>
+          <w:lang w:val="ru-MD"/>
+        </w:rPr>
+        <w:t xml:space="preserve"> записано образ </w:t>
+      </w:r>
+      <w:proofErr w:type="spellStart"/>
+      <w:r>
+        <w:rPr>
+          <w:rFonts w:ascii="Times New Roman" w:eastAsia="Gungsuh" w:hAnsi="Times New Roman" w:cs="Times New Roman"/>
+          <w:sz w:val="24"/>
+          <w:szCs w:val="24"/>
+          <w:lang w:val="ru-MD"/>
+        </w:rPr>
+        <w:t>непорочної</w:t>
+      </w:r>
+      <w:proofErr w:type="spellEnd"/>
+      <w:r>
+        <w:rPr>
+          <w:rFonts w:ascii="Times New Roman" w:eastAsia="Gungsuh" w:hAnsi="Times New Roman" w:cs="Times New Roman"/>
+          <w:sz w:val="24"/>
+          <w:szCs w:val="24"/>
+          <w:lang w:val="ru-MD"/>
+        </w:rPr>
+        <w:t xml:space="preserve"> Вседіви.* Там </w:t>
+      </w:r>
+      <w:proofErr w:type="spellStart"/>
+      <w:r>
+        <w:rPr>
+          <w:rFonts w:ascii="Times New Roman" w:eastAsia="Gungsuh" w:hAnsi="Times New Roman" w:cs="Times New Roman"/>
+          <w:sz w:val="24"/>
+          <w:szCs w:val="24"/>
+          <w:lang w:val="ru-MD"/>
+        </w:rPr>
+        <w:t>Мойсей</w:t>
+      </w:r>
+      <w:proofErr w:type="spellEnd"/>
+      <w:r>
+        <w:rPr>
+          <w:rFonts w:ascii="Times New Roman" w:eastAsia="Gungsuh" w:hAnsi="Times New Roman" w:cs="Times New Roman"/>
+          <w:sz w:val="24"/>
+          <w:szCs w:val="24"/>
+          <w:lang w:val="ru-MD"/>
+        </w:rPr>
+        <w:t xml:space="preserve"> – </w:t>
+      </w:r>
+      <w:proofErr w:type="spellStart"/>
+      <w:r>
+        <w:rPr>
+          <w:rFonts w:ascii="Times New Roman" w:eastAsia="Gungsuh" w:hAnsi="Times New Roman" w:cs="Times New Roman"/>
+          <w:sz w:val="24"/>
+          <w:szCs w:val="24"/>
+          <w:lang w:val="ru-MD"/>
+        </w:rPr>
+        <w:t>ділитель</w:t>
+      </w:r>
+      <w:proofErr w:type="spellEnd"/>
+      <w:r>
+        <w:rPr>
+          <w:rFonts w:ascii="Times New Roman" w:eastAsia="Gungsuh" w:hAnsi="Times New Roman" w:cs="Times New Roman"/>
+          <w:sz w:val="24"/>
+          <w:szCs w:val="24"/>
+          <w:lang w:val="ru-MD"/>
+        </w:rPr>
+        <w:t xml:space="preserve"> води,* а тут </w:t>
+      </w:r>
+      <w:proofErr w:type="spellStart"/>
+      <w:r>
+        <w:rPr>
+          <w:rFonts w:ascii="Times New Roman" w:eastAsia="Gungsuh" w:hAnsi="Times New Roman" w:cs="Times New Roman"/>
+          <w:sz w:val="24"/>
+          <w:szCs w:val="24"/>
+          <w:lang w:val="ru-MD"/>
+        </w:rPr>
+        <w:t>Гавриїл</w:t>
+      </w:r>
+      <w:proofErr w:type="spellEnd"/>
+      <w:r>
+        <w:rPr>
+          <w:rFonts w:ascii="Times New Roman" w:eastAsia="Gungsuh" w:hAnsi="Times New Roman" w:cs="Times New Roman"/>
+          <w:sz w:val="24"/>
+          <w:szCs w:val="24"/>
+          <w:lang w:val="ru-MD"/>
+        </w:rPr>
+        <w:t xml:space="preserve"> – служитель чуда.* </w:t>
+      </w:r>
+      <w:proofErr w:type="spellStart"/>
+      <w:r>
+        <w:rPr>
+          <w:rFonts w:ascii="Times New Roman" w:eastAsia="Gungsuh" w:hAnsi="Times New Roman" w:cs="Times New Roman"/>
+          <w:sz w:val="24"/>
+          <w:szCs w:val="24"/>
+          <w:lang w:val="ru-MD"/>
+        </w:rPr>
+        <w:t>Тоді</w:t>
+      </w:r>
+      <w:proofErr w:type="spellEnd"/>
+      <w:r>
+        <w:rPr>
+          <w:rFonts w:ascii="Times New Roman" w:eastAsia="Gungsuh" w:hAnsi="Times New Roman" w:cs="Times New Roman"/>
+          <w:sz w:val="24"/>
+          <w:szCs w:val="24"/>
+          <w:lang w:val="ru-MD"/>
+        </w:rPr>
+        <w:t xml:space="preserve"> </w:t>
+      </w:r>
+      <w:proofErr w:type="spellStart"/>
+      <w:r>
+        <w:rPr>
+          <w:rFonts w:ascii="Times New Roman" w:eastAsia="Gungsuh" w:hAnsi="Times New Roman" w:cs="Times New Roman"/>
+          <w:sz w:val="24"/>
+          <w:szCs w:val="24"/>
+          <w:lang w:val="ru-MD"/>
+        </w:rPr>
+        <w:t>Ізраїль</w:t>
+      </w:r>
+      <w:proofErr w:type="spellEnd"/>
+      <w:r>
+        <w:rPr>
+          <w:rFonts w:ascii="Times New Roman" w:eastAsia="Gungsuh" w:hAnsi="Times New Roman" w:cs="Times New Roman"/>
+          <w:sz w:val="24"/>
+          <w:szCs w:val="24"/>
+          <w:lang w:val="ru-MD"/>
+        </w:rPr>
+        <w:t xml:space="preserve"> </w:t>
+      </w:r>
+      <w:proofErr w:type="spellStart"/>
+      <w:r>
+        <w:rPr>
+          <w:rFonts w:ascii="Times New Roman" w:eastAsia="Gungsuh" w:hAnsi="Times New Roman" w:cs="Times New Roman"/>
+          <w:sz w:val="24"/>
+          <w:szCs w:val="24"/>
+          <w:lang w:val="ru-MD"/>
+        </w:rPr>
+        <w:t>ішов</w:t>
+      </w:r>
+      <w:proofErr w:type="spellEnd"/>
+      <w:r>
+        <w:rPr>
+          <w:rFonts w:ascii="Times New Roman" w:eastAsia="Gungsuh" w:hAnsi="Times New Roman" w:cs="Times New Roman"/>
+          <w:sz w:val="24"/>
+          <w:szCs w:val="24"/>
+          <w:lang w:val="ru-MD"/>
+        </w:rPr>
+        <w:t xml:space="preserve"> </w:t>
+      </w:r>
+      <w:proofErr w:type="spellStart"/>
+      <w:r>
+        <w:rPr>
+          <w:rFonts w:ascii="Times New Roman" w:eastAsia="Gungsuh" w:hAnsi="Times New Roman" w:cs="Times New Roman"/>
+          <w:sz w:val="24"/>
+          <w:szCs w:val="24"/>
+          <w:lang w:val="ru-MD"/>
+        </w:rPr>
+        <w:t>глибинами</w:t>
+      </w:r>
+      <w:proofErr w:type="spellEnd"/>
+      <w:r>
+        <w:rPr>
+          <w:rFonts w:ascii="Times New Roman" w:eastAsia="Gungsuh" w:hAnsi="Times New Roman" w:cs="Times New Roman"/>
+          <w:sz w:val="24"/>
+          <w:szCs w:val="24"/>
+          <w:lang w:val="ru-MD"/>
+        </w:rPr>
+        <w:t xml:space="preserve">, </w:t>
+      </w:r>
+      <w:proofErr w:type="spellStart"/>
+      <w:r>
+        <w:rPr>
+          <w:rFonts w:ascii="Times New Roman" w:eastAsia="Gungsuh" w:hAnsi="Times New Roman" w:cs="Times New Roman"/>
+          <w:sz w:val="24"/>
+          <w:szCs w:val="24"/>
+          <w:lang w:val="ru-MD"/>
+        </w:rPr>
+        <w:t>немов</w:t>
+      </w:r>
+      <w:proofErr w:type="spellEnd"/>
+      <w:r>
+        <w:rPr>
+          <w:rFonts w:ascii="Times New Roman" w:eastAsia="Gungsuh" w:hAnsi="Times New Roman" w:cs="Times New Roman"/>
+          <w:sz w:val="24"/>
+          <w:szCs w:val="24"/>
+          <w:lang w:val="ru-MD"/>
+        </w:rPr>
+        <w:t xml:space="preserve"> по </w:t>
+      </w:r>
+      <w:proofErr w:type="spellStart"/>
+      <w:r>
+        <w:rPr>
+          <w:rFonts w:ascii="Times New Roman" w:eastAsia="Gungsuh" w:hAnsi="Times New Roman" w:cs="Times New Roman"/>
+          <w:sz w:val="24"/>
+          <w:szCs w:val="24"/>
+          <w:lang w:val="ru-MD"/>
+        </w:rPr>
+        <w:t>суші</w:t>
+      </w:r>
+      <w:proofErr w:type="spellEnd"/>
+      <w:r>
+        <w:rPr>
+          <w:rFonts w:ascii="Times New Roman" w:eastAsia="Gungsuh" w:hAnsi="Times New Roman" w:cs="Times New Roman"/>
+          <w:sz w:val="24"/>
+          <w:szCs w:val="24"/>
+          <w:lang w:val="ru-MD"/>
+        </w:rPr>
+        <w:t xml:space="preserve">,* </w:t>
+      </w:r>
+      <w:proofErr w:type="spellStart"/>
+      <w:r>
+        <w:rPr>
+          <w:rFonts w:ascii="Times New Roman" w:eastAsia="Gungsuh" w:hAnsi="Times New Roman" w:cs="Times New Roman"/>
+          <w:sz w:val="24"/>
+          <w:szCs w:val="24"/>
+          <w:lang w:val="ru-MD"/>
+        </w:rPr>
+        <w:t>нині</w:t>
+      </w:r>
+      <w:proofErr w:type="spellEnd"/>
+      <w:r>
+        <w:rPr>
+          <w:rFonts w:ascii="Times New Roman" w:eastAsia="Gungsuh" w:hAnsi="Times New Roman" w:cs="Times New Roman"/>
+          <w:sz w:val="24"/>
+          <w:szCs w:val="24"/>
+          <w:lang w:val="ru-MD"/>
+        </w:rPr>
+        <w:t xml:space="preserve"> ж </w:t>
+      </w:r>
+      <w:proofErr w:type="spellStart"/>
+      <w:r>
+        <w:rPr>
+          <w:rFonts w:ascii="Times New Roman" w:eastAsia="Gungsuh" w:hAnsi="Times New Roman" w:cs="Times New Roman"/>
+          <w:sz w:val="24"/>
+          <w:szCs w:val="24"/>
+          <w:lang w:val="ru-MD"/>
+        </w:rPr>
+        <w:t>Діва</w:t>
+      </w:r>
+      <w:proofErr w:type="spellEnd"/>
+      <w:r>
+        <w:rPr>
+          <w:rFonts w:ascii="Times New Roman" w:eastAsia="Gungsuh" w:hAnsi="Times New Roman" w:cs="Times New Roman"/>
+          <w:sz w:val="24"/>
+          <w:szCs w:val="24"/>
+          <w:lang w:val="ru-MD"/>
+        </w:rPr>
+        <w:t xml:space="preserve"> Христа </w:t>
+      </w:r>
+      <w:proofErr w:type="spellStart"/>
+      <w:r>
+        <w:rPr>
+          <w:rFonts w:ascii="Times New Roman" w:eastAsia="Gungsuh" w:hAnsi="Times New Roman" w:cs="Times New Roman"/>
+          <w:sz w:val="24"/>
+          <w:szCs w:val="24"/>
+          <w:lang w:val="ru-MD"/>
+        </w:rPr>
+        <w:t>зродила</w:t>
+      </w:r>
+      <w:proofErr w:type="spellEnd"/>
+      <w:r>
+        <w:rPr>
+          <w:rFonts w:ascii="Times New Roman" w:eastAsia="Gungsuh" w:hAnsi="Times New Roman" w:cs="Times New Roman"/>
+          <w:sz w:val="24"/>
+          <w:szCs w:val="24"/>
+          <w:lang w:val="ru-MD"/>
+        </w:rPr>
+        <w:t xml:space="preserve"> </w:t>
+      </w:r>
+      <w:proofErr w:type="spellStart"/>
+      <w:r>
+        <w:rPr>
+          <w:rFonts w:ascii="Times New Roman" w:eastAsia="Gungsuh" w:hAnsi="Times New Roman" w:cs="Times New Roman"/>
+          <w:sz w:val="24"/>
+          <w:szCs w:val="24"/>
+          <w:lang w:val="ru-MD"/>
+        </w:rPr>
+        <w:t>безсіменно</w:t>
+      </w:r>
+      <w:proofErr w:type="spellEnd"/>
+      <w:r>
+        <w:rPr>
+          <w:rFonts w:ascii="Times New Roman" w:eastAsia="Gungsuh" w:hAnsi="Times New Roman" w:cs="Times New Roman"/>
+          <w:sz w:val="24"/>
+          <w:szCs w:val="24"/>
+          <w:lang w:val="ru-MD"/>
+        </w:rPr>
+        <w:t xml:space="preserve">;* море по </w:t>
+      </w:r>
+      <w:proofErr w:type="spellStart"/>
+      <w:r>
+        <w:rPr>
+          <w:rFonts w:ascii="Times New Roman" w:eastAsia="Gungsuh" w:hAnsi="Times New Roman" w:cs="Times New Roman"/>
+          <w:sz w:val="24"/>
+          <w:szCs w:val="24"/>
+          <w:lang w:val="ru-MD"/>
+        </w:rPr>
+        <w:t>переході</w:t>
+      </w:r>
+      <w:proofErr w:type="spellEnd"/>
+      <w:r>
+        <w:rPr>
+          <w:rFonts w:ascii="Times New Roman" w:eastAsia="Gungsuh" w:hAnsi="Times New Roman" w:cs="Times New Roman"/>
+          <w:sz w:val="24"/>
+          <w:szCs w:val="24"/>
+          <w:lang w:val="ru-MD"/>
+        </w:rPr>
+        <w:t xml:space="preserve"> </w:t>
+      </w:r>
+      <w:proofErr w:type="spellStart"/>
+      <w:r>
+        <w:rPr>
+          <w:rFonts w:ascii="Times New Roman" w:eastAsia="Gungsuh" w:hAnsi="Times New Roman" w:cs="Times New Roman"/>
+          <w:sz w:val="24"/>
+          <w:szCs w:val="24"/>
+          <w:lang w:val="ru-MD"/>
+        </w:rPr>
+        <w:t>Ізраїля</w:t>
+      </w:r>
+      <w:proofErr w:type="spellEnd"/>
+      <w:r>
+        <w:rPr>
+          <w:rFonts w:ascii="Times New Roman" w:eastAsia="Gungsuh" w:hAnsi="Times New Roman" w:cs="Times New Roman"/>
+          <w:sz w:val="24"/>
+          <w:szCs w:val="24"/>
+          <w:lang w:val="ru-MD"/>
+        </w:rPr>
+        <w:t xml:space="preserve"> лишилось </w:t>
+      </w:r>
+      <w:proofErr w:type="spellStart"/>
+      <w:r>
+        <w:rPr>
+          <w:rFonts w:ascii="Times New Roman" w:eastAsia="Gungsuh" w:hAnsi="Times New Roman" w:cs="Times New Roman"/>
+          <w:sz w:val="24"/>
+          <w:szCs w:val="24"/>
+          <w:lang w:val="ru-MD"/>
+        </w:rPr>
+        <w:t>непрохідне</w:t>
+      </w:r>
+      <w:proofErr w:type="spellEnd"/>
+      <w:r>
+        <w:rPr>
+          <w:rFonts w:ascii="Times New Roman" w:eastAsia="Gungsuh" w:hAnsi="Times New Roman" w:cs="Times New Roman"/>
+          <w:sz w:val="24"/>
+          <w:szCs w:val="24"/>
+          <w:lang w:val="ru-MD"/>
+        </w:rPr>
+        <w:t xml:space="preserve">,* а Непорочна </w:t>
+      </w:r>
+      <w:proofErr w:type="spellStart"/>
+      <w:r>
+        <w:rPr>
+          <w:rFonts w:ascii="Times New Roman" w:eastAsia="Gungsuh" w:hAnsi="Times New Roman" w:cs="Times New Roman"/>
+          <w:sz w:val="24"/>
+          <w:szCs w:val="24"/>
+          <w:lang w:val="ru-MD"/>
+        </w:rPr>
+        <w:t>після</w:t>
+      </w:r>
+      <w:proofErr w:type="spellEnd"/>
+      <w:r>
+        <w:rPr>
+          <w:rFonts w:ascii="Times New Roman" w:eastAsia="Gungsuh" w:hAnsi="Times New Roman" w:cs="Times New Roman"/>
+          <w:sz w:val="24"/>
+          <w:szCs w:val="24"/>
+          <w:lang w:val="ru-MD"/>
+        </w:rPr>
+        <w:t xml:space="preserve"> </w:t>
+      </w:r>
+      <w:proofErr w:type="spellStart"/>
+      <w:r>
+        <w:rPr>
+          <w:rFonts w:ascii="Times New Roman" w:eastAsia="Gungsuh" w:hAnsi="Times New Roman" w:cs="Times New Roman"/>
+          <w:sz w:val="24"/>
+          <w:szCs w:val="24"/>
+          <w:lang w:val="ru-MD"/>
+        </w:rPr>
+        <w:t>народження</w:t>
+      </w:r>
+      <w:proofErr w:type="spellEnd"/>
+      <w:r>
+        <w:rPr>
+          <w:rFonts w:ascii="Times New Roman" w:eastAsia="Gungsuh" w:hAnsi="Times New Roman" w:cs="Times New Roman"/>
+          <w:sz w:val="24"/>
+          <w:szCs w:val="24"/>
+          <w:lang w:val="ru-MD"/>
+        </w:rPr>
+        <w:t xml:space="preserve"> </w:t>
+      </w:r>
+      <w:proofErr w:type="spellStart"/>
+      <w:r>
+        <w:rPr>
+          <w:rFonts w:ascii="Times New Roman" w:eastAsia="Gungsuh" w:hAnsi="Times New Roman" w:cs="Times New Roman"/>
+          <w:sz w:val="24"/>
+          <w:szCs w:val="24"/>
+          <w:lang w:val="ru-MD"/>
+        </w:rPr>
+        <w:t>Еммануїла</w:t>
+      </w:r>
+      <w:proofErr w:type="spellEnd"/>
+      <w:r>
+        <w:rPr>
+          <w:rFonts w:ascii="Times New Roman" w:eastAsia="Gungsuh" w:hAnsi="Times New Roman" w:cs="Times New Roman"/>
+          <w:sz w:val="24"/>
+          <w:szCs w:val="24"/>
+          <w:lang w:val="ru-MD"/>
+        </w:rPr>
+        <w:t xml:space="preserve"> </w:t>
+      </w:r>
+      <w:proofErr w:type="spellStart"/>
+      <w:r>
+        <w:rPr>
+          <w:rFonts w:ascii="Times New Roman" w:eastAsia="Gungsuh" w:hAnsi="Times New Roman" w:cs="Times New Roman"/>
+          <w:sz w:val="24"/>
+          <w:szCs w:val="24"/>
+          <w:lang w:val="ru-MD"/>
+        </w:rPr>
+        <w:t>зосталась</w:t>
+      </w:r>
+      <w:proofErr w:type="spellEnd"/>
+      <w:r>
+        <w:rPr>
+          <w:rFonts w:ascii="Times New Roman" w:eastAsia="Gungsuh" w:hAnsi="Times New Roman" w:cs="Times New Roman"/>
+          <w:sz w:val="24"/>
+          <w:szCs w:val="24"/>
+          <w:lang w:val="ru-MD"/>
+        </w:rPr>
+        <w:t xml:space="preserve"> нетлінною.* </w:t>
+      </w:r>
+      <w:proofErr w:type="spellStart"/>
+      <w:r>
+        <w:rPr>
+          <w:rFonts w:ascii="Times New Roman" w:eastAsia="Gungsuh" w:hAnsi="Times New Roman" w:cs="Times New Roman"/>
+          <w:sz w:val="24"/>
+          <w:szCs w:val="24"/>
+        </w:rPr>
+        <w:t>Боже</w:t>
+      </w:r>
+      <w:proofErr w:type="spellEnd"/>
+      <w:r>
+        <w:rPr>
+          <w:rFonts w:ascii="Times New Roman" w:eastAsia="Gungsuh" w:hAnsi="Times New Roman" w:cs="Times New Roman"/>
+          <w:sz w:val="24"/>
+          <w:szCs w:val="24"/>
+        </w:rPr>
+        <w:t xml:space="preserve"> </w:t>
+      </w:r>
+      <w:proofErr w:type="spellStart"/>
+      <w:r>
+        <w:rPr>
+          <w:rFonts w:ascii="Times New Roman" w:eastAsia="Gungsuh" w:hAnsi="Times New Roman" w:cs="Times New Roman"/>
+          <w:sz w:val="24"/>
+          <w:szCs w:val="24"/>
+        </w:rPr>
+        <w:t>вічний</w:t>
+      </w:r>
+      <w:proofErr w:type="spellEnd"/>
+      <w:r>
+        <w:rPr>
+          <w:rFonts w:ascii="Times New Roman" w:eastAsia="Gungsuh" w:hAnsi="Times New Roman" w:cs="Times New Roman"/>
+          <w:sz w:val="24"/>
+          <w:szCs w:val="24"/>
+        </w:rPr>
+        <w:t xml:space="preserve"> і </w:t>
+      </w:r>
+      <w:proofErr w:type="spellStart"/>
+      <w:r>
+        <w:rPr>
+          <w:rFonts w:ascii="Times New Roman" w:eastAsia="Gungsuh" w:hAnsi="Times New Roman" w:cs="Times New Roman"/>
+          <w:sz w:val="24"/>
+          <w:szCs w:val="24"/>
+        </w:rPr>
+        <w:t>предвічний</w:t>
+      </w:r>
+      <w:proofErr w:type="spellEnd"/>
+      <w:r>
+        <w:rPr>
+          <w:rFonts w:ascii="Times New Roman" w:eastAsia="Gungsuh" w:hAnsi="Times New Roman" w:cs="Times New Roman"/>
+          <w:sz w:val="24"/>
+          <w:szCs w:val="24"/>
+        </w:rPr>
+        <w:t xml:space="preserve">, </w:t>
+      </w:r>
+      <w:proofErr w:type="spellStart"/>
+      <w:r>
+        <w:rPr>
+          <w:rFonts w:ascii="Times New Roman" w:eastAsia="Gungsuh" w:hAnsi="Times New Roman" w:cs="Times New Roman"/>
+          <w:sz w:val="24"/>
+          <w:szCs w:val="24"/>
+        </w:rPr>
+        <w:t>що</w:t>
+      </w:r>
+      <w:proofErr w:type="spellEnd"/>
+      <w:r>
+        <w:rPr>
+          <w:rFonts w:ascii="Times New Roman" w:eastAsia="Gungsuh" w:hAnsi="Times New Roman" w:cs="Times New Roman"/>
+          <w:sz w:val="24"/>
+          <w:szCs w:val="24"/>
+        </w:rPr>
+        <w:t xml:space="preserve"> </w:t>
+      </w:r>
+      <w:proofErr w:type="spellStart"/>
+      <w:r>
+        <w:rPr>
+          <w:rFonts w:ascii="Times New Roman" w:eastAsia="Gungsuh" w:hAnsi="Times New Roman" w:cs="Times New Roman"/>
+          <w:sz w:val="24"/>
+          <w:szCs w:val="24"/>
+        </w:rPr>
+        <w:t>появився</w:t>
+      </w:r>
+      <w:proofErr w:type="spellEnd"/>
+      <w:r>
+        <w:rPr>
+          <w:rFonts w:ascii="Times New Roman" w:eastAsia="Gungsuh" w:hAnsi="Times New Roman" w:cs="Times New Roman"/>
+          <w:sz w:val="24"/>
+          <w:szCs w:val="24"/>
+        </w:rPr>
+        <w:t xml:space="preserve"> </w:t>
+      </w:r>
+      <w:proofErr w:type="spellStart"/>
+      <w:r>
+        <w:rPr>
+          <w:rFonts w:ascii="Times New Roman" w:eastAsia="Gungsuh" w:hAnsi="Times New Roman" w:cs="Times New Roman"/>
+          <w:sz w:val="24"/>
+          <w:szCs w:val="24"/>
+        </w:rPr>
+        <w:t>людиною</w:t>
+      </w:r>
+      <w:proofErr w:type="spellEnd"/>
+      <w:r>
+        <w:rPr>
+          <w:rFonts w:ascii="Times New Roman" w:eastAsia="Gungsuh" w:hAnsi="Times New Roman" w:cs="Times New Roman"/>
+          <w:sz w:val="24"/>
+          <w:szCs w:val="24"/>
+        </w:rPr>
+        <w:t xml:space="preserve">, − </w:t>
+      </w:r>
+      <w:proofErr w:type="spellStart"/>
+      <w:r>
+        <w:rPr>
+          <w:rFonts w:ascii="Times New Roman" w:eastAsia="Gungsuh" w:hAnsi="Times New Roman" w:cs="Times New Roman"/>
+          <w:sz w:val="24"/>
+          <w:szCs w:val="24"/>
+        </w:rPr>
+        <w:t>помилуй</w:t>
+      </w:r>
+      <w:proofErr w:type="spellEnd"/>
+      <w:r>
+        <w:rPr>
+          <w:rFonts w:ascii="Times New Roman" w:eastAsia="Gungsuh" w:hAnsi="Times New Roman" w:cs="Times New Roman"/>
+          <w:sz w:val="24"/>
+          <w:szCs w:val="24"/>
+        </w:rPr>
+        <w:t xml:space="preserve"> </w:t>
+      </w:r>
+      <w:proofErr w:type="spellStart"/>
+      <w:r>
+        <w:rPr>
+          <w:rFonts w:ascii="Times New Roman" w:eastAsia="Gungsuh" w:hAnsi="Times New Roman" w:cs="Times New Roman"/>
+          <w:sz w:val="24"/>
+          <w:szCs w:val="24"/>
+        </w:rPr>
+        <w:t>нас</w:t>
+      </w:r>
+      <w:proofErr w:type="spellEnd"/>
+      <w:r>
+        <w:rPr>
+          <w:rFonts w:ascii="Times New Roman" w:eastAsia="Gungsuh" w:hAnsi="Times New Roman" w:cs="Times New Roman"/>
+          <w:sz w:val="24"/>
+          <w:szCs w:val="24"/>
+        </w:rPr>
+        <w:t>!</w:t>
+      </w:r>
     </w:p>
-    <w:p/>
+    <w:p>
+      <w:pPr>
+        <w:rPr>
+          <w:rFonts w:ascii="Times New Roman" w:hAnsi="Times New Roman" w:cs="Times New Roman"/>
+        </w:rPr>
+      </w:pPr>
+    </w:p>
     <w:sectPr>
       <w:pgSz w:w="11906" w:h="16838"/>
       <w:pgMar w:top="850" w:right="850" w:bottom="850" w:left="1417" w:header="708" w:footer="708" w:gutter="0"/>
